--- a/docs/PRODUCTION_READINESS.docx
+++ b/docs/PRODUCTION_READINESS.docx
@@ -512,19 +512,19 @@
               <w:jc w:val="left"/>
             </w:pPr>
             <w:r>
-              <w:t xml:space="preserve">4 / 5</w:t>
-            </w:r>
-          </w:p>
-        </w:tc>
-        <w:tc>
-          <w:tcPr/>
-          <w:p>
-            <w:pPr>
-              <w:pStyle w:val="Compact"/>
-              <w:jc w:val="left"/>
-            </w:pPr>
-            <w:r>
-              <w:t xml:space="preserve">Broad feature set; gaps in empty states, error recovery, and help</w:t>
+              <w:t xml:space="preserve">4.5 / 5</w:t>
+            </w:r>
+          </w:p>
+        </w:tc>
+        <w:tc>
+          <w:tcPr/>
+          <w:p>
+            <w:pPr>
+              <w:pStyle w:val="Compact"/>
+              <w:jc w:val="left"/>
+            </w:pPr>
+            <w:r>
+              <w:t xml:space="preserve">Broad feature set; empty states, error recovery, and help pages now in place</w:t>
             </w:r>
           </w:p>
         </w:tc>
@@ -550,19 +550,19 @@
               <w:jc w:val="left"/>
             </w:pPr>
             <w:r>
-              <w:t xml:space="preserve">4 / 5</w:t>
-            </w:r>
-          </w:p>
-        </w:tc>
-        <w:tc>
-          <w:tcPr/>
-          <w:p>
-            <w:pPr>
-              <w:pStyle w:val="Compact"/>
-              <w:jc w:val="left"/>
-            </w:pPr>
-            <w:r>
-              <w:t xml:space="preserve">Strong foundations (bcrypt, AES-GCM, JWT) plus rate limiting, CSP/HSTS headers. Missing audit log, secret rotation, DDoS protection</w:t>
+              <w:t xml:space="preserve">4.5 / 5</w:t>
+            </w:r>
+          </w:p>
+        </w:tc>
+        <w:tc>
+          <w:tcPr/>
+          <w:p>
+            <w:pPr>
+              <w:pStyle w:val="Compact"/>
+              <w:jc w:val="left"/>
+            </w:pPr>
+            <w:r>
+              <w:t xml:space="preserve">bcrypt, AES-GCM, JWT, rate limiting, CSP/HSTS, audit log, secret rotation support, error reporting</w:t>
             </w:r>
           </w:p>
         </w:tc>
@@ -588,19 +588,19 @@
               <w:jc w:val="left"/>
             </w:pPr>
             <w:r>
-              <w:t xml:space="preserve">1 / 5</w:t>
-            </w:r>
-          </w:p>
-        </w:tc>
-        <w:tc>
-          <w:tcPr/>
-          <w:p>
-            <w:pPr>
-              <w:pStyle w:val="Compact"/>
-              <w:jc w:val="left"/>
-            </w:pPr>
-            <w:r>
-              <w:t xml:space="preserve">No privacy policy, terms, data processing agreements, or financial disclosures</w:t>
+              <w:t xml:space="preserve">3 / 5</w:t>
+            </w:r>
+          </w:p>
+        </w:tc>
+        <w:tc>
+          <w:tcPr/>
+          <w:p>
+            <w:pPr>
+              <w:pStyle w:val="Compact"/>
+              <w:jc w:val="left"/>
+            </w:pPr>
+            <w:r>
+              <w:t xml:space="preserve">Privacy, Terms, Cookie, Disclosure, and Accessibility pages drafted + consent banner; pending legal review</w:t>
             </w:r>
           </w:p>
         </w:tc>
@@ -626,19 +626,19 @@
               <w:jc w:val="left"/>
             </w:pPr>
             <w:r>
-              <w:t xml:space="preserve">2 / 5</w:t>
-            </w:r>
-          </w:p>
-        </w:tc>
-        <w:tc>
-          <w:tcPr/>
-          <w:p>
-            <w:pPr>
-              <w:pStyle w:val="Compact"/>
-              <w:jc w:val="left"/>
-            </w:pPr>
-            <w:r>
-              <w:t xml:space="preserve">Single region, no backups, no monitoring, no alerting, no SLOs</w:t>
+              <w:t xml:space="preserve">2.5 / 5</w:t>
+            </w:r>
+          </w:p>
+        </w:tc>
+        <w:tc>
+          <w:tcPr/>
+          <w:p>
+            <w:pPr>
+              <w:pStyle w:val="Compact"/>
+              <w:jc w:val="left"/>
+            </w:pPr>
+            <w:r>
+              <w:t xml:space="preserve">Health endpoint, status page, backup + load-test scripts added; still no managed backups, monitoring, or alerting</w:t>
             </w:r>
           </w:p>
         </w:tc>
@@ -664,19 +664,19 @@
               <w:jc w:val="left"/>
             </w:pPr>
             <w:r>
-              <w:t xml:space="preserve">2 / 5</w:t>
-            </w:r>
-          </w:p>
-        </w:tc>
-        <w:tc>
-          <w:tcPr/>
-          <w:p>
-            <w:pPr>
-              <w:pStyle w:val="Compact"/>
-              <w:jc w:val="left"/>
-            </w:pPr>
-            <w:r>
-              <w:t xml:space="preserve">Retention policy absent, no data export or deletion automation, weak consent flows</w:t>
+              <w:t xml:space="preserve">4 / 5</w:t>
+            </w:r>
+          </w:p>
+        </w:tc>
+        <w:tc>
+          <w:tcPr/>
+          <w:p>
+            <w:pPr>
+              <w:pStyle w:val="Compact"/>
+              <w:jc w:val="left"/>
+            </w:pPr>
+            <w:r>
+              <w:t xml:space="preserve">GDPR export + account deletion + consent records implemented; retention/erasure automation outstanding</w:t>
             </w:r>
           </w:p>
         </w:tc>
@@ -702,19 +702,19 @@
               <w:jc w:val="left"/>
             </w:pPr>
             <w:r>
-              <w:t xml:space="preserve">3 / 5</w:t>
-            </w:r>
-          </w:p>
-        </w:tc>
-        <w:tc>
-          <w:tcPr/>
-          <w:p>
-            <w:pPr>
-              <w:pStyle w:val="Compact"/>
-              <w:jc w:val="left"/>
-            </w:pPr>
-            <w:r>
-              <w:t xml:space="preserve">Plaid integrated and encrypted. Webhook sync, reconciliation, and disaster recovery missing</w:t>
+              <w:t xml:space="preserve">4 / 5</w:t>
+            </w:r>
+          </w:p>
+        </w:tc>
+        <w:tc>
+          <w:tcPr/>
+          <w:p>
+            <w:pPr>
+              <w:pStyle w:val="Compact"/>
+              <w:jc w:val="left"/>
+            </w:pPr>
+            <w:r>
+              <w:t xml:space="preserve">Plaid encrypted, webhooks (HMAC-verified) + reconcile + shared sync; scheduled daily sync and DR outstanding</w:t>
             </w:r>
           </w:p>
         </w:tc>
@@ -740,19 +740,19 @@
               <w:jc w:val="left"/>
             </w:pPr>
             <w:r>
-              <w:t xml:space="preserve">3 / 5</w:t>
-            </w:r>
-          </w:p>
-        </w:tc>
-        <w:tc>
-          <w:tcPr/>
-          <w:p>
-            <w:pPr>
-              <w:pStyle w:val="Compact"/>
-              <w:jc w:val="left"/>
-            </w:pPr>
-            <w:r>
-              <w:t xml:space="preserve">Local fallback engine exists. No PII redaction, no usage budgets, no hallucination guardrails</w:t>
+              <w:t xml:space="preserve">4 / 5</w:t>
+            </w:r>
+          </w:p>
+        </w:tc>
+        <w:tc>
+          <w:tcPr/>
+          <w:p>
+            <w:pPr>
+              <w:pStyle w:val="Compact"/>
+              <w:jc w:val="left"/>
+            </w:pPr>
+            <w:r>
+              <w:t xml:space="preserve">PII redaction, daily usage budgets, guardrails, local fallback, lazy client (no boot-time crash)</w:t>
             </w:r>
           </w:p>
         </w:tc>
@@ -778,19 +778,19 @@
               <w:jc w:val="left"/>
             </w:pPr>
             <w:r>
-              <w:t xml:space="preserve">2 / 5</w:t>
-            </w:r>
-          </w:p>
-        </w:tc>
-        <w:tc>
-          <w:tcPr/>
-          <w:p>
-            <w:pPr>
-              <w:pStyle w:val="Compact"/>
-              <w:jc w:val="left"/>
-            </w:pPr>
-            <w:r>
-              <w:t xml:space="preserve">APK builds. No signed release builds, no app store assets, no privacy nutrition labels</w:t>
+              <w:t xml:space="preserve">2.5 / 5</w:t>
+            </w:r>
+          </w:p>
+        </w:tc>
+        <w:tc>
+          <w:tcPr/>
+          <w:p>
+            <w:pPr>
+              <w:pStyle w:val="Compact"/>
+              <w:jc w:val="left"/>
+            </w:pPr>
+            <w:r>
+              <w:t xml:space="preserve">APK builds; release-signing script added. No store assets or listings yet</w:t>
             </w:r>
           </w:p>
         </w:tc>
@@ -816,19 +816,19 @@
               <w:jc w:val="left"/>
             </w:pPr>
             <w:r>
-              <w:t xml:space="preserve">1 / 5</w:t>
-            </w:r>
-          </w:p>
-        </w:tc>
-        <w:tc>
-          <w:tcPr/>
-          <w:p>
-            <w:pPr>
-              <w:pStyle w:val="Compact"/>
-              <w:jc w:val="left"/>
-            </w:pPr>
-            <w:r>
-              <w:t xml:space="preserve">No error tracking, no logs, no support channel, no user feedback loop</w:t>
+              <w:t xml:space="preserve">3 / 5</w:t>
+            </w:r>
+          </w:p>
+        </w:tc>
+        <w:tc>
+          <w:tcPr/>
+          <w:p>
+            <w:pPr>
+              <w:pStyle w:val="Compact"/>
+              <w:jc w:val="left"/>
+            </w:pPr>
+            <w:r>
+              <w:t xml:space="preserve">Health/status, file logs, client error reporting, feedback + help pages; no Sentry, uptime alerts, or inbox</w:t>
             </w:r>
           </w:p>
         </w:tc>
@@ -854,19 +854,19 @@
               <w:jc w:val="left"/>
             </w:pPr>
             <w:r>
-              <w:t xml:space="preserve">2 / 5</w:t>
-            </w:r>
-          </w:p>
-        </w:tc>
-        <w:tc>
-          <w:tcPr/>
-          <w:p>
-            <w:pPr>
-              <w:pStyle w:val="Compact"/>
-              <w:jc w:val="left"/>
-            </w:pPr>
-            <w:r>
-              <w:t xml:space="preserve">Basic aria labels. No WCAG audit, no contrast/FA audits</w:t>
+              <w:t xml:space="preserve">3 / 5</w:t>
+            </w:r>
+          </w:p>
+        </w:tc>
+        <w:tc>
+          <w:tcPr/>
+          <w:p>
+            <w:pPr>
+              <w:pStyle w:val="Compact"/>
+              <w:jc w:val="left"/>
+            </w:pPr>
+            <w:r>
+              <w:t xml:space="preserve">Skip links, labels, reduced-motion, empty states; no full WCAG audit</w:t>
             </w:r>
           </w:p>
         </w:tc>
@@ -892,19 +892,19 @@
               <w:jc w:val="left"/>
             </w:pPr>
             <w:r>
-              <w:t xml:space="preserve">3 / 5</w:t>
-            </w:r>
-          </w:p>
-        </w:tc>
-        <w:tc>
-          <w:tcPr/>
-          <w:p>
-            <w:pPr>
-              <w:pStyle w:val="Compact"/>
-              <w:jc w:val="left"/>
-            </w:pPr>
-            <w:r>
-              <w:t xml:space="preserve">Fast in common paths. No CDN, no load testing, no pagination on large datasets</w:t>
+              <w:t xml:space="preserve">3.5 / 5</w:t>
+            </w:r>
+          </w:p>
+        </w:tc>
+        <w:tc>
+          <w:tcPr/>
+          <w:p>
+            <w:pPr>
+              <w:pStyle w:val="Compact"/>
+              <w:jc w:val="left"/>
+            </w:pPr>
+            <w:r>
+              <w:t xml:space="preserve">Pagination, cache headers on data routes; no CDN or load-test execution yet</w:t>
             </w:r>
           </w:p>
         </w:tc>
@@ -930,19 +930,19 @@
               <w:jc w:val="left"/>
             </w:pPr>
             <w:r>
-              <w:t xml:space="preserve">2 / 5</w:t>
-            </w:r>
-          </w:p>
-        </w:tc>
-        <w:tc>
-          <w:tcPr/>
-          <w:p>
-            <w:pPr>
-              <w:pStyle w:val="Compact"/>
-              <w:jc w:val="left"/>
-            </w:pPr>
-            <w:r>
-              <w:t xml:space="preserve">No automated test suite, no CI test stage, no load tests, no staging environment</w:t>
+              <w:t xml:space="preserve">3.5 / 5</w:t>
+            </w:r>
+          </w:p>
+        </w:tc>
+        <w:tc>
+          <w:tcPr/>
+          <w:p>
+            <w:pPr>
+              <w:pStyle w:val="Compact"/>
+              <w:jc w:val="left"/>
+            </w:pPr>
+            <w:r>
+              <w:t xml:space="preserve">Unit test suite (vitest) + CI typecheck/test/build; no integration/E2E/load runs yet</w:t>
             </w:r>
           </w:p>
         </w:tc>
@@ -1010,7 +1010,6 @@
           <w:ilvl w:val="0"/>
           <w:numId w:val="1001"/>
         </w:numPr>
-        <w:pStyle w:val="Compact"/>
       </w:pPr>
       <w:r>
         <w:rPr>
@@ -1076,7 +1075,6 @@
           <w:ilvl w:val="0"/>
           <w:numId w:val="1001"/>
         </w:numPr>
-        <w:pStyle w:val="Compact"/>
       </w:pPr>
       <w:r>
         <w:rPr>
@@ -1145,7 +1143,6 @@
           <w:ilvl w:val="0"/>
           <w:numId w:val="1001"/>
         </w:numPr>
-        <w:pStyle w:val="Compact"/>
       </w:pPr>
       <w:r>
         <w:rPr>
@@ -1188,7 +1185,62 @@
         <w:pStyle w:val="Compact"/>
       </w:pPr>
       <w:r>
-        <w:t xml:space="preserve">Effort: 3 - 5 days.</w:t>
+        <w:rPr>
+          <w:strike/>
+        </w:rPr>
+        <w:t xml:space="preserve">Partial</w:t>
+      </w:r>
+      <w:r>
+        <w:t xml:space="preserve"> </w:t>
+      </w:r>
+      <w:r>
+        <w:rPr>
+          <w:bCs/>
+          <w:b/>
+        </w:rPr>
+        <w:t xml:space="preserve">Partially done.</w:t>
+      </w:r>
+      <w:r>
+        <w:t xml:space="preserve"> </w:t>
+      </w:r>
+      <w:r>
+        <w:rPr>
+          <w:rStyle w:val="VerbatimChar"/>
+        </w:rPr>
+        <w:t xml:space="preserve">NEXTAUTH_SECRET</w:t>
+      </w:r>
+      <w:r>
+        <w:t xml:space="preserve"> </w:t>
+      </w:r>
+      <w:r>
+        <w:t xml:space="preserve">rotation is supported (comma-separated list, every value tried during verification) and</w:t>
+      </w:r>
+      <w:r>
+        <w:t xml:space="preserve"> </w:t>
+      </w:r>
+      <w:r>
+        <w:rPr>
+          <w:rStyle w:val="VerbatimChar"/>
+        </w:rPr>
+        <w:t xml:space="preserve">ENCRYPTION_KEY</w:t>
+      </w:r>
+      <w:r>
+        <w:t xml:space="preserve"> </w:t>
+      </w:r>
+      <w:r>
+        <w:t xml:space="preserve">is validated lazily so a bad key fails only the calls that use it. Still outstanding: rotation runbook and KMS-backed key versioning.</w:t>
+      </w:r>
+    </w:p>
+    <w:p>
+      <w:pPr>
+        <w:numPr>
+          <w:ilvl w:val="1"/>
+          <w:numId w:val="1004"/>
+        </w:numPr>
+        <w:pStyle w:val="Compact"/>
+      </w:pPr>
+      <w:r>
+        <w:t xml:space="preserve">Effort: 2 - 3 days remaining.</w:t>
       </w:r>
     </w:p>
     <w:p>
@@ -1197,12 +1249,12 @@
           <w:ilvl w:val="0"/>
           <w:numId w:val="1001"/>
         </w:numPr>
-        <w:pStyle w:val="Compact"/>
-      </w:pPr>
-      <w:r>
-        <w:rPr>
-          <w:bCs/>
-          <w:b/>
+      </w:pPr>
+      <w:r>
+        <w:rPr>
+          <w:bCs/>
+          <w:b/>
+          <w:strike/>
         </w:rPr>
         <w:t xml:space="preserve">Audit log.</w:t>
       </w:r>
@@ -1210,7 +1262,62 @@
         <w:t xml:space="preserve"> </w:t>
       </w:r>
       <w:r>
-        <w:t xml:space="preserve">Record security-relevant events: login, failed login, password change, email change, account link, account unlink, data export, settings change.</w:t>
+        <w:rPr>
+          <w:bCs/>
+          <w:b/>
+        </w:rPr>
+        <w:t xml:space="preserve">Done.</w:t>
+      </w:r>
+      <w:r>
+        <w:t xml:space="preserve"> </w:t>
+      </w:r>
+      <w:r>
+        <w:rPr>
+          <w:rStyle w:val="VerbatimChar"/>
+        </w:rPr>
+        <w:t xml:space="preserve">AuditLog</w:t>
+      </w:r>
+      <w:r>
+        <w:t xml:space="preserve"> </w:t>
+      </w:r>
+      <w:r>
+        <w:t xml:space="preserve">table +</w:t>
+      </w:r>
+      <w:r>
+        <w:t xml:space="preserve"> </w:t>
+      </w:r>
+      <w:r>
+        <w:rPr>
+          <w:rStyle w:val="VerbatimChar"/>
+        </w:rPr>
+        <w:t xml:space="preserve">lib/audit.ts</w:t>
+      </w:r>
+      <w:r>
+        <w:t xml:space="preserve"> </w:t>
+      </w:r>
+      <w:r>
+        <w:t xml:space="preserve">record login, OAuth login, password change, email change, password reset, data export, account deletion, and bank link events, best-effort and non-blocking.</w:t>
+      </w:r>
+    </w:p>
+    <w:p>
+      <w:pPr>
+        <w:numPr>
+          <w:ilvl w:val="0"/>
+          <w:numId w:val="1001"/>
+        </w:numPr>
+      </w:pPr>
+      <w:r>
+        <w:rPr>
+          <w:bCs/>
+          <w:b/>
+        </w:rPr>
+        <w:t xml:space="preserve">Session hardening.</w:t>
+      </w:r>
+      <w:r>
+        <w:t xml:space="preserve"> </w:t>
+      </w:r>
+      <w:r>
+        <w:t xml:space="preserve">Shorten JWT expiry, add sliding sessions, and revoke sessions on password change. Consider server-side session store.</w:t>
       </w:r>
     </w:p>
     <w:p>
@@ -1222,34 +1329,7 @@
         <w:pStyle w:val="Compact"/>
       </w:pPr>
       <w:r>
-        <w:t xml:space="preserve">New</w:t>
-      </w:r>
-      <w:r>
-        <w:t xml:space="preserve"> </w:t>
-      </w:r>
-      <w:r>
-        <w:rPr>
-          <w:rStyle w:val="VerbatimChar"/>
-        </w:rPr>
-        <w:t xml:space="preserve">AuditLog</w:t>
-      </w:r>
-      <w:r>
-        <w:t xml:space="preserve"> </w:t>
-      </w:r>
-      <w:r>
-        <w:t xml:space="preserve">table + middleware in write paths.</w:t>
-      </w:r>
-    </w:p>
-    <w:p>
-      <w:pPr>
-        <w:numPr>
-          <w:ilvl w:val="1"/>
-          <w:numId w:val="1005"/>
-        </w:numPr>
-        <w:pStyle w:val="Compact"/>
-      </w:pPr>
-      <w:r>
-        <w:t xml:space="preserve">Effort: 4 - 6 days.</w:t>
+        <w:t xml:space="preserve">Effort: 2 - 4 days.</w:t>
       </w:r>
     </w:p>
     <w:p>
@@ -1258,41 +1338,6 @@
           <w:ilvl w:val="0"/>
           <w:numId w:val="1001"/>
         </w:numPr>
-        <w:pStyle w:val="Compact"/>
-      </w:pPr>
-      <w:r>
-        <w:rPr>
-          <w:bCs/>
-          <w:b/>
-        </w:rPr>
-        <w:t xml:space="preserve">Session hardening.</w:t>
-      </w:r>
-      <w:r>
-        <w:t xml:space="preserve"> </w:t>
-      </w:r>
-      <w:r>
-        <w:t xml:space="preserve">Shorten JWT expiry, add sliding sessions, and revoke sessions on password change. Consider server-side session store.</w:t>
-      </w:r>
-    </w:p>
-    <w:p>
-      <w:pPr>
-        <w:numPr>
-          <w:ilvl w:val="1"/>
-          <w:numId w:val="1006"/>
-        </w:numPr>
-        <w:pStyle w:val="Compact"/>
-      </w:pPr>
-      <w:r>
-        <w:t xml:space="preserve">Effort: 2 - 4 days.</w:t>
-      </w:r>
-    </w:p>
-    <w:p>
-      <w:pPr>
-        <w:numPr>
-          <w:ilvl w:val="0"/>
-          <w:numId w:val="1001"/>
-        </w:numPr>
-        <w:pStyle w:val="Compact"/>
       </w:pPr>
       <w:r>
         <w:rPr>
@@ -1330,7 +1375,7 @@
       <w:pPr>
         <w:numPr>
           <w:ilvl w:val="0"/>
-          <w:numId w:val="1007"/>
+          <w:numId w:val="1006"/>
         </w:numPr>
         <w:pStyle w:val="Compact"/>
       </w:pPr>
@@ -1352,7 +1397,7 @@
       <w:pPr>
         <w:numPr>
           <w:ilvl w:val="0"/>
-          <w:numId w:val="1007"/>
+          <w:numId w:val="1006"/>
         </w:numPr>
         <w:pStyle w:val="Compact"/>
       </w:pPr>
@@ -1374,29 +1419,88 @@
       <w:pPr>
         <w:numPr>
           <w:ilvl w:val="0"/>
-          <w:numId w:val="1007"/>
-        </w:numPr>
-        <w:pStyle w:val="Compact"/>
-      </w:pPr>
-      <w:r>
-        <w:rPr>
-          <w:bCs/>
-          <w:b/>
+          <w:numId w:val="1006"/>
+        </w:numPr>
+        <w:pStyle w:val="Compact"/>
+      </w:pPr>
+      <w:r>
+        <w:rPr>
+          <w:bCs/>
+          <w:b/>
+          <w:strike/>
         </w:rPr>
         <w:t xml:space="preserve">Cookie and consent banner</w:t>
       </w:r>
       <w:r>
-        <w:t xml:space="preserve"> </w:t>
-      </w:r>
-      <w:r>
+        <w:rPr>
+          <w:strike/>
+        </w:rPr>
+        <w:t xml:space="preserve"> </w:t>
+      </w:r>
+      <w:r>
+        <w:rPr>
+          <w:strike/>
+        </w:rPr>
         <w:t xml:space="preserve">with legitimate-interest settings (USD 500 - 1,500 implementation + template licence).</w:t>
       </w:r>
-    </w:p>
-    <w:p>
-      <w:pPr>
-        <w:numPr>
-          <w:ilvl w:val="0"/>
-          <w:numId w:val="1007"/>
+      <w:r>
+        <w:t xml:space="preserve"> </w:t>
+      </w:r>
+      <w:r>
+        <w:rPr>
+          <w:bCs/>
+          <w:b/>
+        </w:rPr>
+        <w:t xml:space="preserve">Done (implementation).</w:t>
+      </w:r>
+      <w:r>
+        <w:t xml:space="preserve"> </w:t>
+      </w:r>
+      <w:r>
+        <w:rPr>
+          <w:rStyle w:val="VerbatimChar"/>
+        </w:rPr>
+        <w:t xml:space="preserve">ConsentBanner</w:t>
+      </w:r>
+      <w:r>
+        <w:t xml:space="preserve"> </w:t>
+      </w:r>
+      <w:r>
+        <w:t xml:space="preserve">records choices for signed-in users via</w:t>
+      </w:r>
+      <w:r>
+        <w:t xml:space="preserve"> </w:t>
+      </w:r>
+      <w:r>
+        <w:rPr>
+          <w:rStyle w:val="VerbatimChar"/>
+        </w:rPr>
+        <w:t xml:space="preserve">POST /api/consent</w:t>
+      </w:r>
+      <w:r>
+        <w:t xml:space="preserve"> </w:t>
+      </w:r>
+      <w:r>
+        <w:t xml:space="preserve">(</w:t>
+      </w:r>
+      <w:r>
+        <w:rPr>
+          <w:rStyle w:val="VerbatimChar"/>
+        </w:rPr>
+        <w:t xml:space="preserve">Consent</w:t>
+      </w:r>
+      <w:r>
+        <w:t xml:space="preserve"> </w:t>
+      </w:r>
+      <w:r>
+        <w:t xml:space="preserve">table, unique per user/type) and falls back to localStorage for anonymous visitors. Legal review of the copy is still recommended.</w:t>
+      </w:r>
+    </w:p>
+    <w:p>
+      <w:pPr>
+        <w:numPr>
+          <w:ilvl w:val="0"/>
+          <w:numId w:val="1006"/>
         </w:numPr>
         <w:pStyle w:val="Compact"/>
       </w:pPr>
@@ -1418,7 +1522,7 @@
       <w:pPr>
         <w:numPr>
           <w:ilvl w:val="0"/>
-          <w:numId w:val="1007"/>
+          <w:numId w:val="1006"/>
         </w:numPr>
         <w:pStyle w:val="Compact"/>
       </w:pPr>
@@ -1437,7 +1541,7 @@
       <w:pPr>
         <w:numPr>
           <w:ilvl w:val="0"/>
-          <w:numId w:val="1007"/>
+          <w:numId w:val="1006"/>
         </w:numPr>
         <w:pStyle w:val="Compact"/>
       </w:pPr>
@@ -1459,7 +1563,7 @@
       <w:pPr>
         <w:numPr>
           <w:ilvl w:val="0"/>
-          <w:numId w:val="1007"/>
+          <w:numId w:val="1006"/>
         </w:numPr>
         <w:pStyle w:val="Compact"/>
       </w:pPr>
@@ -1509,22 +1613,86 @@
       <w:pPr>
         <w:numPr>
           <w:ilvl w:val="0"/>
+          <w:numId w:val="1007"/>
+        </w:numPr>
+        <w:pStyle w:val="Compact"/>
+      </w:pPr>
+      <w:r>
+        <w:rPr>
+          <w:bCs/>
+          <w:b/>
+        </w:rPr>
+        <w:t xml:space="preserve">Production database on a managed Postgres</w:t>
+      </w:r>
+      <w:r>
+        <w:t xml:space="preserve"> </w:t>
+      </w:r>
+      <w:r>
+        <w:t xml:space="preserve">(Neon/Supabase/RDS) with:</w:t>
+      </w:r>
+    </w:p>
+    <w:p>
+      <w:pPr>
+        <w:numPr>
+          <w:ilvl w:val="1"/>
           <w:numId w:val="1008"/>
         </w:numPr>
         <w:pStyle w:val="Compact"/>
       </w:pPr>
       <w:r>
-        <w:rPr>
-          <w:bCs/>
-          <w:b/>
-        </w:rPr>
-        <w:t xml:space="preserve">Production database on a managed Postgres</w:t>
-      </w:r>
-      <w:r>
-        <w:t xml:space="preserve"> </w:t>
-      </w:r>
-      <w:r>
-        <w:t xml:space="preserve">(Neon/Supabase/RDS) with:</w:t>
+        <w:t xml:space="preserve">Point-in-time recovery enabled.</w:t>
+      </w:r>
+    </w:p>
+    <w:p>
+      <w:pPr>
+        <w:numPr>
+          <w:ilvl w:val="1"/>
+          <w:numId w:val="1008"/>
+        </w:numPr>
+        <w:pStyle w:val="Compact"/>
+      </w:pPr>
+      <w:r>
+        <w:t xml:space="preserve">Automated daily backups with retention and restore drill (monthly).</w:t>
+      </w:r>
+    </w:p>
+    <w:p>
+      <w:pPr>
+        <w:numPr>
+          <w:ilvl w:val="1"/>
+          <w:numId w:val="1008"/>
+        </w:numPr>
+        <w:pStyle w:val="Compact"/>
+      </w:pPr>
+      <w:r>
+        <w:t xml:space="preserve">Read replica if growth requires it.</w:t>
+      </w:r>
+    </w:p>
+    <w:p>
+      <w:pPr>
+        <w:numPr>
+          <w:ilvl w:val="1"/>
+          <w:numId w:val="1008"/>
+        </w:numPr>
+        <w:pStyle w:val="Compact"/>
+      </w:pPr>
+      <w:r>
+        <w:t xml:space="preserve">Cost: from USD 19 - 120 / month on Neon/RDS.</w:t>
+      </w:r>
+    </w:p>
+    <w:p>
+      <w:pPr>
+        <w:numPr>
+          <w:ilvl w:val="0"/>
+          <w:numId w:val="1007"/>
+        </w:numPr>
+        <w:pStyle w:val="Compact"/>
+      </w:pPr>
+      <w:r>
+        <w:rPr>
+          <w:bCs/>
+          <w:b/>
+        </w:rPr>
+        <w:t xml:space="preserve">Uptime and error monitoring.</w:t>
       </w:r>
     </w:p>
     <w:p>
@@ -1536,7 +1704,83 @@
         <w:pStyle w:val="Compact"/>
       </w:pPr>
       <w:r>
-        <w:t xml:space="preserve">Point-in-time recovery enabled.</w:t>
+        <w:rPr>
+          <w:strike/>
+        </w:rPr>
+        <w:t xml:space="preserve">Partial</w:t>
+      </w:r>
+      <w:r>
+        <w:t xml:space="preserve"> </w:t>
+      </w:r>
+      <w:r>
+        <w:rPr>
+          <w:bCs/>
+          <w:b/>
+        </w:rPr>
+        <w:t xml:space="preserve">Partially done.</w:t>
+      </w:r>
+      <w:r>
+        <w:t xml:space="preserve"> </w:t>
+      </w:r>
+      <w:r>
+        <w:rPr>
+          <w:rStyle w:val="VerbatimChar"/>
+        </w:rPr>
+        <w:t xml:space="preserve">GET /api/health</w:t>
+      </w:r>
+      <w:r>
+        <w:t xml:space="preserve"> </w:t>
+      </w:r>
+      <w:r>
+        <w:t xml:space="preserve">(DB check), a public</w:t>
+      </w:r>
+      <w:r>
+        <w:t xml:space="preserve"> </w:t>
+      </w:r>
+      <w:r>
+        <w:rPr>
+          <w:rStyle w:val="VerbatimChar"/>
+        </w:rPr>
+        <w:t xml:space="preserve">/status</w:t>
+      </w:r>
+      <w:r>
+        <w:t xml:space="preserve"> </w:t>
+      </w:r>
+      <w:r>
+        <w:t xml:space="preserve">page, a rotating file logger (</w:t>
+      </w:r>
+      <w:r>
+        <w:rPr>
+          <w:rStyle w:val="VerbatimChar"/>
+        </w:rPr>
+        <w:t xml:space="preserve">lib/logger.ts</w:t>
+      </w:r>
+      <w:r>
+        <w:t xml:space="preserve">), and client-side error reporting (</w:t>
+      </w:r>
+      <w:r>
+        <w:rPr>
+          <w:rStyle w:val="VerbatimChar"/>
+        </w:rPr>
+        <w:t xml:space="preserve">POST /api/monitoring/error</w:t>
+      </w:r>
+      <w:r>
+        <w:t xml:space="preserve"> </w:t>
+      </w:r>
+      <w:r>
+        <w:t xml:space="preserve">into</w:t>
+      </w:r>
+      <w:r>
+        <w:t xml:space="preserve"> </w:t>
+      </w:r>
+      <w:r>
+        <w:rPr>
+          <w:rStyle w:val="VerbatimChar"/>
+        </w:rPr>
+        <w:t xml:space="preserve">ErrorLog</w:t>
+      </w:r>
+      <w:r>
+        <w:t xml:space="preserve">) are in place. Still outstanding: third-party error tracking (Sentry), uptime alerts, and structured log shipping.</w:t>
       </w:r>
     </w:p>
     <w:p>
@@ -1548,7 +1792,7 @@
         <w:pStyle w:val="Compact"/>
       </w:pPr>
       <w:r>
-        <w:t xml:space="preserve">Automated daily backups with retention and restore drill (monthly).</w:t>
+        <w:t xml:space="preserve">Sentry (error tracking, front and back end) - Free tier to USD 26 / month.</w:t>
       </w:r>
     </w:p>
     <w:p>
@@ -1560,7 +1804,7 @@
         <w:pStyle w:val="Compact"/>
       </w:pPr>
       <w:r>
-        <w:t xml:space="preserve">Read replica if growth requires it.</w:t>
+        <w:t xml:space="preserve">Vercel analytics + uptime checks, or Betterstack/UptimeRobot - Free to USD 40 / month.</w:t>
       </w:r>
     </w:p>
     <w:p>
@@ -1572,23 +1816,29 @@
         <w:pStyle w:val="Compact"/>
       </w:pPr>
       <w:r>
-        <w:t xml:space="preserve">Cost: from USD 19 - 120 / month on Neon/RDS.</w:t>
-      </w:r>
-    </w:p>
-    <w:p>
-      <w:pPr>
-        <w:numPr>
-          <w:ilvl w:val="0"/>
-          <w:numId w:val="1008"/>
-        </w:numPr>
-        <w:pStyle w:val="Compact"/>
-      </w:pPr>
-      <w:r>
-        <w:rPr>
-          <w:bCs/>
-          <w:b/>
-        </w:rPr>
-        <w:t xml:space="preserve">Uptime and error monitoring.</w:t>
+        <w:t xml:space="preserve">Structured logs: Vercel Logs or Axiom - Free to USD 25 / month.</w:t>
+      </w:r>
+    </w:p>
+    <w:p>
+      <w:pPr>
+        <w:numPr>
+          <w:ilvl w:val="0"/>
+          <w:numId w:val="1007"/>
+        </w:numPr>
+        <w:pStyle w:val="Compact"/>
+      </w:pPr>
+      <w:r>
+        <w:rPr>
+          <w:bCs/>
+          <w:b/>
+        </w:rPr>
+        <w:t xml:space="preserve">SLOs and runbooks.</w:t>
+      </w:r>
+      <w:r>
+        <w:t xml:space="preserve"> </w:t>
+      </w:r>
+      <w:r>
+        <w:t xml:space="preserve">Define 99.5% availability target, alert thresholds for sync failures, Plaid outage handling, AI outage fallback.</w:t>
       </w:r>
     </w:p>
     <w:p>
@@ -1600,53 +1850,29 @@
         <w:pStyle w:val="Compact"/>
       </w:pPr>
       <w:r>
-        <w:t xml:space="preserve">Sentry (error tracking, front and back end) - Free tier to USD 26 / month.</w:t>
-      </w:r>
-    </w:p>
-    <w:p>
-      <w:pPr>
-        <w:numPr>
-          <w:ilvl w:val="1"/>
-          <w:numId w:val="1010"/>
-        </w:numPr>
-        <w:pStyle w:val="Compact"/>
-      </w:pPr>
-      <w:r>
-        <w:t xml:space="preserve">Vercel analytics + uptime checks, or Betterstack/UptimeRobot - Free to USD 40 / month.</w:t>
-      </w:r>
-    </w:p>
-    <w:p>
-      <w:pPr>
-        <w:numPr>
-          <w:ilvl w:val="1"/>
-          <w:numId w:val="1010"/>
-        </w:numPr>
-        <w:pStyle w:val="Compact"/>
-      </w:pPr>
-      <w:r>
-        <w:t xml:space="preserve">Structured logs: Vercel Logs or Axiom - Free to USD 25 / month.</w:t>
-      </w:r>
-    </w:p>
-    <w:p>
-      <w:pPr>
-        <w:numPr>
-          <w:ilvl w:val="0"/>
-          <w:numId w:val="1008"/>
-        </w:numPr>
-        <w:pStyle w:val="Compact"/>
-      </w:pPr>
-      <w:r>
-        <w:rPr>
-          <w:bCs/>
-          <w:b/>
-        </w:rPr>
-        <w:t xml:space="preserve">SLOs and runbooks.</w:t>
-      </w:r>
-      <w:r>
-        <w:t xml:space="preserve"> </w:t>
-      </w:r>
-      <w:r>
-        <w:t xml:space="preserve">Define 99.5% availability target, alert thresholds for sync failures, Plaid outage handling, AI outage fallback.</w:t>
+        <w:t xml:space="preserve">Effort: 3 - 5 days.</w:t>
+      </w:r>
+    </w:p>
+    <w:p>
+      <w:pPr>
+        <w:numPr>
+          <w:ilvl w:val="0"/>
+          <w:numId w:val="1007"/>
+        </w:numPr>
+        <w:pStyle w:val="Compact"/>
+      </w:pPr>
+      <w:r>
+        <w:rPr>
+          <w:bCs/>
+          <w:b/>
+        </w:rPr>
+        <w:t xml:space="preserve">Staging environment.</w:t>
+      </w:r>
+      <w:r>
+        <w:t xml:space="preserve"> </w:t>
+      </w:r>
+      <w:r>
+        <w:t xml:space="preserve">A second Vercel project + database that mirrors production for testing migrations and deploys.</w:t>
       </w:r>
     </w:p>
     <w:p>
@@ -1658,40 +1884,6 @@
         <w:pStyle w:val="Compact"/>
       </w:pPr>
       <w:r>
-        <w:t xml:space="preserve">Effort: 3 - 5 days.</w:t>
-      </w:r>
-    </w:p>
-    <w:p>
-      <w:pPr>
-        <w:numPr>
-          <w:ilvl w:val="0"/>
-          <w:numId w:val="1008"/>
-        </w:numPr>
-        <w:pStyle w:val="Compact"/>
-      </w:pPr>
-      <w:r>
-        <w:rPr>
-          <w:bCs/>
-          <w:b/>
-        </w:rPr>
-        <w:t xml:space="preserve">Staging environment.</w:t>
-      </w:r>
-      <w:r>
-        <w:t xml:space="preserve"> </w:t>
-      </w:r>
-      <w:r>
-        <w:t xml:space="preserve">A second Vercel project + database that mirrors production for testing migrations and deploys.</w:t>
-      </w:r>
-    </w:p>
-    <w:p>
-      <w:pPr>
-        <w:numPr>
-          <w:ilvl w:val="1"/>
-          <w:numId w:val="1012"/>
-        </w:numPr>
-        <w:pStyle w:val="Compact"/>
-      </w:pPr>
-      <w:r>
         <w:t xml:space="preserve">Cost: database from USD 19 / month; minimal additional hosting.</w:t>
       </w:r>
     </w:p>
@@ -1699,7 +1891,7 @@
       <w:pPr>
         <w:numPr>
           <w:ilvl w:val="0"/>
-          <w:numId w:val="1008"/>
+          <w:numId w:val="1007"/>
         </w:numPr>
         <w:pStyle w:val="Compact"/>
       </w:pPr>
@@ -1743,14 +1935,15 @@
       <w:pPr>
         <w:numPr>
           <w:ilvl w:val="0"/>
-          <w:numId w:val="1013"/>
-        </w:numPr>
-        <w:pStyle w:val="Compact"/>
-      </w:pPr>
-      <w:r>
-        <w:rPr>
-          <w:bCs/>
-          <w:b/>
+          <w:numId w:val="1012"/>
+        </w:numPr>
+        <w:pStyle w:val="Compact"/>
+      </w:pPr>
+      <w:r>
+        <w:rPr>
+          <w:bCs/>
+          <w:b/>
+          <w:strike/>
         </w:rPr>
         <w:t xml:space="preserve">Data export (GDPR Article 20).</w:t>
       </w:r>
@@ -1758,21 +1951,53 @@
         <w:t xml:space="preserve"> </w:t>
       </w:r>
       <w:r>
-        <w:t xml:space="preserve">Export all user data as JSON/CSV (effort: 3 - 5 days).</w:t>
-      </w:r>
-    </w:p>
-    <w:p>
-      <w:pPr>
-        <w:numPr>
-          <w:ilvl w:val="0"/>
-          <w:numId w:val="1013"/>
-        </w:numPr>
-        <w:pStyle w:val="Compact"/>
-      </w:pPr>
-      <w:r>
-        <w:rPr>
-          <w:bCs/>
-          <w:b/>
+        <w:rPr>
+          <w:bCs/>
+          <w:b/>
+        </w:rPr>
+        <w:t xml:space="preserve">Done.</w:t>
+      </w:r>
+      <w:r>
+        <w:t xml:space="preserve"> </w:t>
+      </w:r>
+      <w:r>
+        <w:rPr>
+          <w:rStyle w:val="VerbatimChar"/>
+        </w:rPr>
+        <w:t xml:space="preserve">GET /api/account/export</w:t>
+      </w:r>
+      <w:r>
+        <w:t xml:space="preserve"> </w:t>
+      </w:r>
+      <w:r>
+        <w:t xml:space="preserve">returns a full JSON export (profile, transactions, budgets, goals, settings — credentials excluded) via</w:t>
+      </w:r>
+      <w:r>
+        <w:t xml:space="preserve"> </w:t>
+      </w:r>
+      <w:r>
+        <w:rPr>
+          <w:rStyle w:val="VerbatimChar"/>
+        </w:rPr>
+        <w:t xml:space="preserve">lib/export.ts</w:t>
+      </w:r>
+      <w:r>
+        <w:t xml:space="preserve">.</w:t>
+      </w:r>
+    </w:p>
+    <w:p>
+      <w:pPr>
+        <w:numPr>
+          <w:ilvl w:val="0"/>
+          <w:numId w:val="1012"/>
+        </w:numPr>
+        <w:pStyle w:val="Compact"/>
+      </w:pPr>
+      <w:r>
+        <w:rPr>
+          <w:bCs/>
+          <w:b/>
+          <w:strike/>
         </w:rPr>
         <w:t xml:space="preserve">Account deletion.</w:t>
       </w:r>
@@ -1780,7 +2005,11 @@
         <w:t xml:space="preserve"> </w:t>
       </w:r>
       <w:r>
-        <w:t xml:space="preserve">Hard-delete flow with cascading cleanup of Plaid items (via</w:t>
+        <w:rPr>
+          <w:bCs/>
+          <w:b/>
+        </w:rPr>
+        <w:t xml:space="preserve">Done.</w:t>
       </w:r>
       <w:r>
         <w:t xml:space="preserve"> </w:t>
@@ -1789,17 +2018,50 @@
         <w:rPr>
           <w:rStyle w:val="VerbatimChar"/>
         </w:rPr>
-        <w:t xml:space="preserve">item/remove</w:t>
-      </w:r>
-      <w:r>
-        <w:t xml:space="preserve">), push subscriptions, receipts, and cached AI insights (effort: 3 - 5 days).</w:t>
-      </w:r>
-    </w:p>
-    <w:p>
-      <w:pPr>
-        <w:numPr>
-          <w:ilvl w:val="0"/>
-          <w:numId w:val="1013"/>
+        <w:t xml:space="preserve">POST /api/account/delete</w:t>
+      </w:r>
+      <w:r>
+        <w:t xml:space="preserve"> </w:t>
+      </w:r>
+      <w:r>
+        <w:t xml:space="preserve">hard-deletes the account after requiring the user to type</w:t>
+      </w:r>
+      <w:r>
+        <w:t xml:space="preserve"> </w:t>
+      </w:r>
+      <w:r>
+        <w:rPr>
+          <w:rStyle w:val="VerbatimChar"/>
+        </w:rPr>
+        <w:t xml:space="preserve">DELETE</w:t>
+      </w:r>
+      <w:r>
+        <w:t xml:space="preserve"> </w:t>
+      </w:r>
+      <w:r>
+        <w:t xml:space="preserve">and, for password accounts, their current password. The older</w:t>
+      </w:r>
+      <w:r>
+        <w:t xml:space="preserve"> </w:t>
+      </w:r>
+      <w:r>
+        <w:rPr>
+          <w:rStyle w:val="VerbatimChar"/>
+        </w:rPr>
+        <w:t xml:space="preserve">DELETE /api/accounts/me</w:t>
+      </w:r>
+      <w:r>
+        <w:t xml:space="preserve"> </w:t>
+      </w:r>
+      <w:r>
+        <w:t xml:space="preserve">path remains for direct integration.</w:t>
+      </w:r>
+    </w:p>
+    <w:p>
+      <w:pPr>
+        <w:numPr>
+          <w:ilvl w:val="0"/>
+          <w:numId w:val="1012"/>
         </w:numPr>
         <w:pStyle w:val="Compact"/>
       </w:pPr>
@@ -1821,14 +2083,15 @@
       <w:pPr>
         <w:numPr>
           <w:ilvl w:val="0"/>
-          <w:numId w:val="1013"/>
-        </w:numPr>
-        <w:pStyle w:val="Compact"/>
-      </w:pPr>
-      <w:r>
-        <w:rPr>
-          <w:bCs/>
-          <w:b/>
+          <w:numId w:val="1012"/>
+        </w:numPr>
+        <w:pStyle w:val="Compact"/>
+      </w:pPr>
+      <w:r>
+        <w:rPr>
+          <w:bCs/>
+          <w:b/>
+          <w:strike/>
         </w:rPr>
         <w:t xml:space="preserve">PII handling review.</w:t>
       </w:r>
@@ -1836,7 +2099,41 @@
         <w:t xml:space="preserve"> </w:t>
       </w:r>
       <w:r>
-        <w:t xml:space="preserve">Ensure AI prompts receive only necessary transaction fields; add prompt-level redaction and an option to disable AI processing (effort: 2 - 4 days).</w:t>
+        <w:rPr>
+          <w:bCs/>
+          <w:b/>
+        </w:rPr>
+        <w:t xml:space="preserve">Done.</w:t>
+      </w:r>
+      <w:r>
+        <w:t xml:space="preserve"> </w:t>
+      </w:r>
+      <w:r>
+        <w:rPr>
+          <w:rStyle w:val="VerbatimChar"/>
+        </w:rPr>
+        <w:t xml:space="preserve">lib/pii.ts</w:t>
+      </w:r>
+      <w:r>
+        <w:t xml:space="preserve"> </w:t>
+      </w:r>
+      <w:r>
+        <w:t xml:space="preserve">redacts emails, phones, cards, IBANs, BICs, and SSNs before any data reaches the AI provider (applied in</w:t>
+      </w:r>
+      <w:r>
+        <w:t xml:space="preserve"> </w:t>
+      </w:r>
+      <w:r>
+        <w:rPr>
+          <w:rStyle w:val="VerbatimChar"/>
+        </w:rPr>
+        <w:t xml:space="preserve">chatWithData</w:t>
+      </w:r>
+      <w:r>
+        <w:t xml:space="preserve"> </w:t>
+      </w:r>
+      <w:r>
+        <w:t xml:space="preserve">and in the chat/intelligence routes).</w:t>
       </w:r>
     </w:p>
     <w:bookmarkEnd w:id="25"/>
@@ -2410,29 +2707,52 @@
       <w:pPr>
         <w:numPr>
           <w:ilvl w:val="0"/>
-          <w:numId w:val="1014"/>
-        </w:numPr>
-        <w:pStyle w:val="Compact"/>
-      </w:pPr>
-      <w:r>
-        <w:rPr>
-          <w:bCs/>
-          <w:b/>
+          <w:numId w:val="1013"/>
+        </w:numPr>
+        <w:pStyle w:val="Compact"/>
+      </w:pPr>
+      <w:r>
+        <w:rPr>
+          <w:bCs/>
+          <w:b/>
+          <w:strike/>
         </w:rPr>
         <w:t xml:space="preserve">Unit tests</w:t>
       </w:r>
       <w:r>
-        <w:t xml:space="preserve"> </w:t>
-      </w:r>
-      <w:r>
+        <w:rPr>
+          <w:strike/>
+        </w:rPr>
+        <w:t xml:space="preserve"> </w:t>
+      </w:r>
+      <w:r>
+        <w:rPr>
+          <w:strike/>
+        </w:rPr>
         <w:t xml:space="preserve">for the AI analysis engine, currency utilities, categorization rules, and encryption/decryption. Vitest + Testing Library (5 - 8 days).</w:t>
       </w:r>
-    </w:p>
-    <w:p>
-      <w:pPr>
-        <w:numPr>
-          <w:ilvl w:val="0"/>
-          <w:numId w:val="1014"/>
+      <w:r>
+        <w:t xml:space="preserve"> </w:t>
+      </w:r>
+      <w:r>
+        <w:rPr>
+          <w:bCs/>
+          <w:b/>
+        </w:rPr>
+        <w:t xml:space="preserve">Done (core).</w:t>
+      </w:r>
+      <w:r>
+        <w:t xml:space="preserve"> </w:t>
+      </w:r>
+      <w:r>
+        <w:t xml:space="preserve">A vitest suite (40 tests) covers pagination parsing, date/bill helpers, validation helpers, PII redaction, and the rate limiter. AI/currency/categorization test coverage can be extended.</w:t>
+      </w:r>
+    </w:p>
+    <w:p>
+      <w:pPr>
+        <w:numPr>
+          <w:ilvl w:val="0"/>
+          <w:numId w:val="1013"/>
         </w:numPr>
         <w:pStyle w:val="Compact"/>
       </w:pPr>
@@ -2454,7 +2774,7 @@
       <w:pPr>
         <w:numPr>
           <w:ilvl w:val="0"/>
-          <w:numId w:val="1014"/>
+          <w:numId w:val="1013"/>
         </w:numPr>
         <w:pStyle w:val="Compact"/>
       </w:pPr>
@@ -2476,44 +2796,147 @@
       <w:pPr>
         <w:numPr>
           <w:ilvl w:val="0"/>
-          <w:numId w:val="1014"/>
-        </w:numPr>
-        <w:pStyle w:val="Compact"/>
-      </w:pPr>
-      <w:r>
-        <w:rPr>
-          <w:bCs/>
-          <w:b/>
+          <w:numId w:val="1013"/>
+        </w:numPr>
+        <w:pStyle w:val="Compact"/>
+      </w:pPr>
+      <w:r>
+        <w:rPr>
+          <w:bCs/>
+          <w:b/>
+          <w:strike/>
         </w:rPr>
         <w:t xml:space="preserve">CI pipeline</w:t>
       </w:r>
       <w:r>
-        <w:t xml:space="preserve"> </w:t>
-      </w:r>
-      <w:r>
+        <w:rPr>
+          <w:strike/>
+        </w:rPr>
+        <w:t xml:space="preserve"> </w:t>
+      </w:r>
+      <w:r>
+        <w:rPr>
+          <w:strike/>
+        </w:rPr>
         <w:t xml:space="preserve">running typecheck, lint, unit, and integration tests on every PR (2 - 3 days).</w:t>
       </w:r>
-    </w:p>
-    <w:p>
-      <w:pPr>
-        <w:numPr>
-          <w:ilvl w:val="0"/>
-          <w:numId w:val="1014"/>
-        </w:numPr>
-        <w:pStyle w:val="Compact"/>
-      </w:pPr>
-      <w:r>
-        <w:rPr>
-          <w:bCs/>
-          <w:b/>
+      <w:r>
+        <w:t xml:space="preserve"> </w:t>
+      </w:r>
+      <w:r>
+        <w:rPr>
+          <w:bCs/>
+          <w:b/>
+        </w:rPr>
+        <w:t xml:space="preserve">Done (typecheck + unit + build).</w:t>
+      </w:r>
+      <w:r>
+        <w:t xml:space="preserve"> </w:t>
+      </w:r>
+      <w:r>
+        <w:rPr>
+          <w:rStyle w:val="VerbatimChar"/>
+        </w:rPr>
+        <w:t xml:space="preserve">.github/workflows/ci.yml</w:t>
+      </w:r>
+      <w:r>
+        <w:t xml:space="preserve"> </w:t>
+      </w:r>
+      <w:r>
+        <w:t xml:space="preserve">runs</w:t>
+      </w:r>
+      <w:r>
+        <w:t xml:space="preserve"> </w:t>
+      </w:r>
+      <w:r>
+        <w:rPr>
+          <w:rStyle w:val="VerbatimChar"/>
+        </w:rPr>
+        <w:t xml:space="preserve">npm run typecheck</w:t>
+      </w:r>
+      <w:r>
+        <w:t xml:space="preserve">,</w:t>
+      </w:r>
+      <w:r>
+        <w:t xml:space="preserve"> </w:t>
+      </w:r>
+      <w:r>
+        <w:rPr>
+          <w:rStyle w:val="VerbatimChar"/>
+        </w:rPr>
+        <w:t xml:space="preserve">npm test</w:t>
+      </w:r>
+      <w:r>
+        <w:t xml:space="preserve">, and</w:t>
+      </w:r>
+      <w:r>
+        <w:t xml:space="preserve"> </w:t>
+      </w:r>
+      <w:r>
+        <w:rPr>
+          <w:rStyle w:val="VerbatimChar"/>
+        </w:rPr>
+        <w:t xml:space="preserve">npm run build</w:t>
+      </w:r>
+      <w:r>
+        <w:t xml:space="preserve"> </w:t>
+      </w:r>
+      <w:r>
+        <w:t xml:space="preserve">on every push/PR.</w:t>
+      </w:r>
+    </w:p>
+    <w:p>
+      <w:pPr>
+        <w:numPr>
+          <w:ilvl w:val="0"/>
+          <w:numId w:val="1013"/>
+        </w:numPr>
+        <w:pStyle w:val="Compact"/>
+      </w:pPr>
+      <w:r>
+        <w:rPr>
+          <w:bCs/>
+          <w:b/>
+          <w:strike/>
         </w:rPr>
         <w:t xml:space="preserve">Load test</w:t>
       </w:r>
       <w:r>
-        <w:t xml:space="preserve"> </w:t>
-      </w:r>
-      <w:r>
+        <w:rPr>
+          <w:strike/>
+        </w:rPr>
+        <w:t xml:space="preserve"> </w:t>
+      </w:r>
+      <w:r>
+        <w:rPr>
+          <w:strike/>
+        </w:rPr>
         <w:t xml:space="preserve">of the dashboard and intelligence endpoints with k6 to confirm the serverless configuration holds (2 - 3 days).</w:t>
+      </w:r>
+      <w:r>
+        <w:t xml:space="preserve"> </w:t>
+      </w:r>
+      <w:r>
+        <w:rPr>
+          <w:bCs/>
+          <w:b/>
+        </w:rPr>
+        <w:t xml:space="preserve">Partially done.</w:t>
+      </w:r>
+      <w:r>
+        <w:t xml:space="preserve"> </w:t>
+      </w:r>
+      <w:r>
+        <w:rPr>
+          <w:rStyle w:val="VerbatimChar"/>
+        </w:rPr>
+        <w:t xml:space="preserve">scripts/load-test.js</w:t>
+      </w:r>
+      <w:r>
+        <w:t xml:space="preserve"> </w:t>
+      </w:r>
+      <w:r>
+        <w:t xml:space="preserve">exercises any path with configurable concurrency and reports rate/latency/errors; execute against a staging environment to validate headroom.</w:t>
       </w:r>
     </w:p>
     <w:p>
@@ -2538,14 +2961,15 @@
       <w:pPr>
         <w:numPr>
           <w:ilvl w:val="0"/>
-          <w:numId w:val="1015"/>
-        </w:numPr>
-        <w:pStyle w:val="Compact"/>
-      </w:pPr>
-      <w:r>
-        <w:rPr>
-          <w:bCs/>
-          <w:b/>
+          <w:numId w:val="1014"/>
+        </w:numPr>
+        <w:pStyle w:val="Compact"/>
+      </w:pPr>
+      <w:r>
+        <w:rPr>
+          <w:bCs/>
+          <w:b/>
+          <w:strike/>
         </w:rPr>
         <w:t xml:space="preserve">Plaid webhooks.</w:t>
       </w:r>
@@ -2553,7 +2977,11 @@
         <w:t xml:space="preserve"> </w:t>
       </w:r>
       <w:r>
-        <w:t xml:space="preserve">Register</w:t>
+        <w:rPr>
+          <w:bCs/>
+          <w:b/>
+        </w:rPr>
+        <w:t xml:space="preserve">Done.</w:t>
       </w:r>
       <w:r>
         <w:t xml:space="preserve"> </w:t>
@@ -2562,20 +2990,105 @@
         <w:rPr>
           <w:rStyle w:val="VerbatimChar"/>
         </w:rPr>
+        <w:t xml:space="preserve">POST /api/plaid/webhook</w:t>
+      </w:r>
+      <w:r>
+        <w:t xml:space="preserve"> </w:t>
+      </w:r>
+      <w:r>
+        <w:t xml:space="preserve">registers</w:t>
+      </w:r>
+      <w:r>
+        <w:t xml:space="preserve"> </w:t>
+      </w:r>
+      <w:r>
+        <w:rPr>
+          <w:rStyle w:val="VerbatimChar"/>
+        </w:rPr>
         <w:t xml:space="preserve">SYNC_UPDATES_AVAILABLE</w:t>
       </w:r>
       <w:r>
-        <w:t xml:space="preserve"> </w:t>
-      </w:r>
-      <w:r>
-        <w:t xml:space="preserve">webhooks so transactions update when the bank pushes changes, not only on manual sync. Add webhook signature verification. This is a P1 because users will otherwise see stale balances daily (4 - 6 days).</w:t>
-      </w:r>
-    </w:p>
-    <w:p>
-      <w:pPr>
-        <w:numPr>
-          <w:ilvl w:val="0"/>
-          <w:numId w:val="1015"/>
+        <w:t xml:space="preserve">, verifies the HMAC signature (first 43 bytes of body with</w:t>
+      </w:r>
+      <w:r>
+        <w:t xml:space="preserve"> </w:t>
+      </w:r>
+      <w:r>
+        <w:rPr>
+          <w:rStyle w:val="VerbatimChar"/>
+        </w:rPr>
+        <w:t xml:space="preserve">PLAID_WEBHOOK_SECRET</w:t>
+      </w:r>
+      <w:r>
+        <w:t xml:space="preserve">), and syncs via the shared</w:t>
+      </w:r>
+      <w:r>
+        <w:t xml:space="preserve"> </w:t>
+      </w:r>
+      <w:r>
+        <w:rPr>
+          <w:rStyle w:val="VerbatimChar"/>
+        </w:rPr>
+        <w:t xml:space="preserve">syncAllForUser</w:t>
+      </w:r>
+      <w:r>
+        <w:t xml:space="preserve"> </w:t>
+      </w:r>
+      <w:r>
+        <w:t xml:space="preserve">helper;</w:t>
+      </w:r>
+      <w:r>
+        <w:t xml:space="preserve"> </w:t>
+      </w:r>
+      <w:r>
+        <w:rPr>
+          <w:rStyle w:val="VerbatimChar"/>
+        </w:rPr>
+        <w:t xml:space="preserve">LOGIN_REQUIRED</w:t>
+      </w:r>
+      <w:r>
+        <w:t xml:space="preserve"> </w:t>
+      </w:r>
+      <w:r>
+        <w:t xml:space="preserve">/</w:t>
+      </w:r>
+      <w:r>
+        <w:t xml:space="preserve"> </w:t>
+      </w:r>
+      <w:r>
+        <w:rPr>
+          <w:rStyle w:val="VerbatimChar"/>
+        </w:rPr>
+        <w:t xml:space="preserve">PENDING_EXPIRATION</w:t>
+      </w:r>
+      <w:r>
+        <w:t xml:space="preserve"> </w:t>
+      </w:r>
+      <w:r>
+        <w:t xml:space="preserve">raise re-auth notifications.</w:t>
+      </w:r>
+      <w:r>
+        <w:t xml:space="preserve"> </w:t>
+      </w:r>
+      <w:r>
+        <w:rPr>
+          <w:bCs/>
+          <w:b/>
+        </w:rPr>
+        <w:t xml:space="preserve">Outstanding:</w:t>
+      </w:r>
+      <w:r>
+        <w:t xml:space="preserve"> </w:t>
+      </w:r>
+      <w:r>
+        <w:t xml:space="preserve">configure the webhook URL in the Plaid dashboard.</w:t>
+      </w:r>
+    </w:p>
+    <w:p>
+      <w:pPr>
+        <w:numPr>
+          <w:ilvl w:val="0"/>
+          <w:numId w:val="1014"/>
         </w:numPr>
         <w:pStyle w:val="Compact"/>
       </w:pPr>
@@ -2597,14 +3110,15 @@
       <w:pPr>
         <w:numPr>
           <w:ilvl w:val="0"/>
-          <w:numId w:val="1015"/>
-        </w:numPr>
-        <w:pStyle w:val="Compact"/>
-      </w:pPr>
-      <w:r>
-        <w:rPr>
-          <w:bCs/>
-          <w:b/>
+          <w:numId w:val="1014"/>
+        </w:numPr>
+        <w:pStyle w:val="Compact"/>
+      </w:pPr>
+      <w:r>
+        <w:rPr>
+          <w:bCs/>
+          <w:b/>
+          <w:strike/>
         </w:rPr>
         <w:t xml:space="preserve">Sync status and error surface.</w:t>
       </w:r>
@@ -2612,39 +3126,77 @@
         <w:t xml:space="preserve"> </w:t>
       </w:r>
       <w:r>
-        <w:t xml:space="preserve">Show</w:t>
-      </w:r>
-      <w:r>
-        <w:t xml:space="preserve"> </w:t>
-      </w:r>
-      <w:r>
-        <w:t xml:space="preserve">“</w:t>
-      </w:r>
-      <w:r>
-        <w:t xml:space="preserve">Last synced</w:t>
-      </w:r>
-      <w:r>
-        <w:t xml:space="preserve">”</w:t>
-      </w:r>
-      <w:r>
-        <w:t xml:space="preserve"> </w:t>
-      </w:r>
-      <w:r>
-        <w:t xml:space="preserve">errors and a retry affordance; surface Plaid error codes (ITEM_LOGIN_REQUIRED etc.) with actionable messages (3 - 5 days).</w:t>
-      </w:r>
-    </w:p>
-    <w:p>
-      <w:pPr>
-        <w:numPr>
-          <w:ilvl w:val="0"/>
-          <w:numId w:val="1015"/>
-        </w:numPr>
-        <w:pStyle w:val="Compact"/>
-      </w:pPr>
-      <w:r>
-        <w:rPr>
-          <w:bCs/>
-          <w:b/>
+        <w:rPr>
+          <w:bCs/>
+          <w:b/>
+        </w:rPr>
+        <w:t xml:space="preserve">Done.</w:t>
+      </w:r>
+      <w:r>
+        <w:t xml:space="preserve"> </w:t>
+      </w:r>
+      <w:r>
+        <w:t xml:space="preserve">Per-bank sync failures are reported by</w:t>
+      </w:r>
+      <w:r>
+        <w:t xml:space="preserve"> </w:t>
+      </w:r>
+      <w:r>
+        <w:rPr>
+          <w:rStyle w:val="VerbatimChar"/>
+        </w:rPr>
+        <w:t xml:space="preserve">POST /api/plaid/reconcile</w:t>
+      </w:r>
+      <w:r>
+        <w:t xml:space="preserve">; Plaid error codes (</w:t>
+      </w:r>
+      <w:r>
+        <w:rPr>
+          <w:rStyle w:val="VerbatimChar"/>
+        </w:rPr>
+        <w:t xml:space="preserve">ITEM_LOGIN_REQUIRED</w:t>
+      </w:r>
+      <w:r>
+        <w:t xml:space="preserve">,</w:t>
+      </w:r>
+      <w:r>
+        <w:t xml:space="preserve"> </w:t>
+      </w:r>
+      <w:r>
+        <w:rPr>
+          <w:rStyle w:val="VerbatimChar"/>
+        </w:rPr>
+        <w:t xml:space="preserve">INVALID_ACCESS_TOKEN</w:t>
+      </w:r>
+      <w:r>
+        <w:t xml:space="preserve">,</w:t>
+      </w:r>
+      <w:r>
+        <w:t xml:space="preserve"> </w:t>
+      </w:r>
+      <w:r>
+        <w:rPr>
+          <w:rStyle w:val="VerbatimChar"/>
+        </w:rPr>
+        <w:t xml:space="preserve">INVALID_PUBLIC_TOKEN</w:t>
+      </w:r>
+      <w:r>
+        <w:t xml:space="preserve">) map to actionable messages in the exchange route.</w:t>
+      </w:r>
+    </w:p>
+    <w:p>
+      <w:pPr>
+        <w:numPr>
+          <w:ilvl w:val="0"/>
+          <w:numId w:val="1014"/>
+        </w:numPr>
+        <w:pStyle w:val="Compact"/>
+      </w:pPr>
+      <w:r>
+        <w:rPr>
+          <w:bCs/>
+          <w:b/>
+          <w:strike/>
         </w:rPr>
         <w:t xml:space="preserve">Reconciliation check.</w:t>
       </w:r>
@@ -2652,14 +3204,33 @@
         <w:t xml:space="preserve"> </w:t>
       </w:r>
       <w:r>
-        <w:t xml:space="preserve">A nightly job that cross-checks fetched totals so silent sync failures are caught (2 - 4 days).</w:t>
-      </w:r>
-    </w:p>
-    <w:p>
-      <w:pPr>
-        <w:numPr>
-          <w:ilvl w:val="0"/>
-          <w:numId w:val="1015"/>
+        <w:rPr>
+          <w:bCs/>
+          <w:b/>
+        </w:rPr>
+        <w:t xml:space="preserve">Partially done.</w:t>
+      </w:r>
+      <w:r>
+        <w:t xml:space="preserve"> </w:t>
+      </w:r>
+      <w:r>
+        <w:rPr>
+          <w:rStyle w:val="VerbatimChar"/>
+        </w:rPr>
+        <w:t xml:space="preserve">POST /api/plaid/reconcile</w:t>
+      </w:r>
+      <w:r>
+        <w:t xml:space="preserve"> </w:t>
+      </w:r>
+      <w:r>
+        <w:t xml:space="preserve">flags stale connections, uncategorized counts, and pending volumes; a nightly automated run is still needed.</w:t>
+      </w:r>
+    </w:p>
+    <w:p>
+      <w:pPr>
+        <w:numPr>
+          <w:ilvl w:val="0"/>
+          <w:numId w:val="1014"/>
         </w:numPr>
         <w:pStyle w:val="Compact"/>
       </w:pPr>
@@ -2672,132 +3243,57 @@
         <w:t xml:space="preserve">Legacy cleanup.</w:t>
       </w:r>
       <w:r>
-        <w:rPr>
-          <w:strike/>
-        </w:rPr>
-        <w:t xml:space="preserve"> </w:t>
-      </w:r>
-      <w:r>
-        <w:rPr>
-          <w:strike/>
-        </w:rPr>
-        <w:t xml:space="preserve">Rename the Teller-era schema fields (</w:t>
+        <w:t xml:space="preserve"> </w:t>
+      </w:r>
+      <w:r>
+        <w:rPr>
+          <w:bCs/>
+          <w:b/>
+        </w:rPr>
+        <w:t xml:space="preserve">Done.</w:t>
+      </w:r>
+      <w:r>
+        <w:t xml:space="preserve"> </w:t>
+      </w:r>
+      <w:r>
+        <w:t xml:space="preserve">Fields renamed to</w:t>
+      </w:r>
+      <w:r>
+        <w:t xml:space="preserve"> </w:t>
       </w:r>
       <w:r>
         <w:rPr>
           <w:rStyle w:val="VerbatimChar"/>
-          <w:strike/>
-        </w:rPr>
-        <w:t xml:space="preserve">tellerToken</w:t>
-      </w:r>
-      <w:r>
-        <w:rPr>
-          <w:strike/>
-        </w:rPr>
-        <w:t xml:space="preserve"> </w:t>
-      </w:r>
-      <w:r>
-        <w:rPr>
-          <w:strike/>
-        </w:rPr>
+        </w:rPr>
+        <w:t xml:space="preserve">accessToken</w:t>
+      </w:r>
+      <w:r>
+        <w:t xml:space="preserve"> </w:t>
+      </w:r>
+      <w:r>
         <w:t xml:space="preserve">/</w:t>
       </w:r>
       <w:r>
-        <w:rPr>
-          <w:strike/>
-        </w:rPr>
         <w:t xml:space="preserve"> </w:t>
       </w:r>
       <w:r>
         <w:rPr>
           <w:rStyle w:val="VerbatimChar"/>
-          <w:strike/>
-        </w:rPr>
-        <w:t xml:space="preserve">tellerAccountId</w:t>
-      </w:r>
-      <w:r>
-        <w:rPr>
-          <w:strike/>
-        </w:rPr>
-        <w:t xml:space="preserve"> </w:t>
-      </w:r>
-      <w:r>
-        <w:rPr>
-          <w:strike/>
-        </w:rPr>
+        </w:rPr>
+        <w:t xml:space="preserve">plaidAccountId</w:t>
+      </w:r>
+      <w:r>
+        <w:t xml:space="preserve"> </w:t>
+      </w:r>
+      <w:r>
         <w:t xml:space="preserve">/</w:t>
       </w:r>
       <w:r>
-        <w:rPr>
-          <w:strike/>
-        </w:rPr>
         <w:t xml:space="preserve"> </w:t>
       </w:r>
       <w:r>
         <w:rPr>
           <w:rStyle w:val="VerbatimChar"/>
-          <w:strike/>
-        </w:rPr>
-        <w:t xml:space="preserve">tellerId</w:t>
-      </w:r>
-      <w:r>
-        <w:rPr>
-          <w:strike/>
-        </w:rPr>
-        <w:t xml:space="preserve">) to Plaid names and remove Teller references from the landing page.</w:t>
-      </w:r>
-      <w:r>
-        <w:t xml:space="preserve"> </w:t>
-      </w:r>
-      <w:r>
-        <w:rPr>
-          <w:bCs/>
-          <w:b/>
-        </w:rPr>
-        <w:t xml:space="preserve">Done.</w:t>
-      </w:r>
-      <w:r>
-        <w:t xml:space="preserve"> </w:t>
-      </w:r>
-      <w:r>
-        <w:t xml:space="preserve">Fields renamed to</w:t>
-      </w:r>
-      <w:r>
-        <w:t xml:space="preserve"> </w:t>
-      </w:r>
-      <w:r>
-        <w:rPr>
-          <w:rStyle w:val="VerbatimChar"/>
-        </w:rPr>
-        <w:t xml:space="preserve">accessToken</w:t>
-      </w:r>
-      <w:r>
-        <w:t xml:space="preserve"> </w:t>
-      </w:r>
-      <w:r>
-        <w:t xml:space="preserve">/</w:t>
-      </w:r>
-      <w:r>
-        <w:t xml:space="preserve"> </w:t>
-      </w:r>
-      <w:r>
-        <w:rPr>
-          <w:rStyle w:val="VerbatimChar"/>
-        </w:rPr>
-        <w:t xml:space="preserve">plaidAccountId</w:t>
-      </w:r>
-      <w:r>
-        <w:t xml:space="preserve"> </w:t>
-      </w:r>
-      <w:r>
-        <w:t xml:space="preserve">/</w:t>
-      </w:r>
-      <w:r>
-        <w:t xml:space="preserve"> </w:t>
-      </w:r>
-      <w:r>
-        <w:rPr>
-          <w:rStyle w:val="VerbatimChar"/>
         </w:rPr>
         <w:t xml:space="preserve">plaidTransactionId</w:t>
       </w:r>
@@ -2805,7 +3301,7 @@
         <w:t xml:space="preserve"> </w:t>
       </w:r>
       <w:r>
-        <w:t xml:space="preserve">and the landing page now references Plaid. A final sweep for leftover Teller calls is advised (0 - 1 days).</w:t>
+        <w:t xml:space="preserve">and the landing page references Plaid. A final sweep for leftover Teller calls is advised (0 - 1 days).</w:t>
       </w:r>
     </w:p>
     <w:p>
@@ -2830,14 +3326,15 @@
       <w:pPr>
         <w:numPr>
           <w:ilvl w:val="0"/>
-          <w:numId w:val="1016"/>
-        </w:numPr>
-        <w:pStyle w:val="Compact"/>
-      </w:pPr>
-      <w:r>
-        <w:rPr>
-          <w:bCs/>
-          <w:b/>
+          <w:numId w:val="1015"/>
+        </w:numPr>
+        <w:pStyle w:val="Compact"/>
+      </w:pPr>
+      <w:r>
+        <w:rPr>
+          <w:bCs/>
+          <w:b/>
+          <w:strike/>
         </w:rPr>
         <w:t xml:space="preserve">Release signing.</w:t>
       </w:r>
@@ -2845,14 +3342,75 @@
         <w:t xml:space="preserve"> </w:t>
       </w:r>
       <w:r>
-        <w:t xml:space="preserve">Configure Android release keystore and iOS signing; replace the debug-only CI build (1 - 2 days).</w:t>
-      </w:r>
-    </w:p>
-    <w:p>
-      <w:pPr>
-        <w:numPr>
-          <w:ilvl w:val="0"/>
-          <w:numId w:val="1016"/>
+        <w:rPr>
+          <w:bCs/>
+          <w:b/>
+        </w:rPr>
+        <w:t xml:space="preserve">Partially done.</w:t>
+      </w:r>
+      <w:r>
+        <w:t xml:space="preserve"> </w:t>
+      </w:r>
+      <w:r>
+        <w:rPr>
+          <w:rStyle w:val="VerbatimChar"/>
+        </w:rPr>
+        <w:t xml:space="preserve">scripts/android-sign.sh</w:t>
+      </w:r>
+      <w:r>
+        <w:t xml:space="preserve"> </w:t>
+      </w:r>
+      <w:r>
+        <w:t xml:space="preserve">writes a gitignored</w:t>
+      </w:r>
+      <w:r>
+        <w:t xml:space="preserve"> </w:t>
+      </w:r>
+      <w:r>
+        <w:rPr>
+          <w:rStyle w:val="VerbatimChar"/>
+        </w:rPr>
+        <w:t xml:space="preserve">android/fintrack-release.properties</w:t>
+      </w:r>
+      <w:r>
+        <w:t xml:space="preserve"> </w:t>
+      </w:r>
+      <w:r>
+        <w:t xml:space="preserve">and</w:t>
+      </w:r>
+      <w:r>
+        <w:t xml:space="preserve"> </w:t>
+      </w:r>
+      <w:r>
+        <w:rPr>
+          <w:rStyle w:val="VerbatimChar"/>
+        </w:rPr>
+        <w:t xml:space="preserve">android/app/build.gradle</w:t>
+      </w:r>
+      <w:r>
+        <w:t xml:space="preserve"> </w:t>
+      </w:r>
+      <w:r>
+        <w:t xml:space="preserve">now consumes it for</w:t>
+      </w:r>
+      <w:r>
+        <w:t xml:space="preserve"> </w:t>
+      </w:r>
+      <w:r>
+        <w:rPr>
+          <w:rStyle w:val="VerbatimChar"/>
+        </w:rPr>
+        <w:t xml:space="preserve">assembleRelease</w:t>
+      </w:r>
+      <w:r>
+        <w:t xml:space="preserve">. iOS signing still requires Xcode configuration.</w:t>
+      </w:r>
+    </w:p>
+    <w:p>
+      <w:pPr>
+        <w:numPr>
+          <w:ilvl w:val="0"/>
+          <w:numId w:val="1015"/>
         </w:numPr>
         <w:pStyle w:val="Compact"/>
       </w:pPr>
@@ -2874,7 +3432,7 @@
       <w:pPr>
         <w:numPr>
           <w:ilvl w:val="0"/>
-          <w:numId w:val="1016"/>
+          <w:numId w:val="1015"/>
         </w:numPr>
         <w:pStyle w:val="Compact"/>
       </w:pPr>
@@ -2896,7 +3454,7 @@
       <w:pPr>
         <w:numPr>
           <w:ilvl w:val="0"/>
-          <w:numId w:val="1016"/>
+          <w:numId w:val="1015"/>
         </w:numPr>
         <w:pStyle w:val="Compact"/>
       </w:pPr>
@@ -2918,7 +3476,7 @@
       <w:pPr>
         <w:numPr>
           <w:ilvl w:val="0"/>
-          <w:numId w:val="1016"/>
+          <w:numId w:val="1015"/>
         </w:numPr>
         <w:pStyle w:val="Compact"/>
       </w:pPr>
@@ -2940,7 +3498,7 @@
       <w:pPr>
         <w:numPr>
           <w:ilvl w:val="0"/>
-          <w:numId w:val="1016"/>
+          <w:numId w:val="1015"/>
         </w:numPr>
         <w:pStyle w:val="Compact"/>
       </w:pPr>
@@ -2980,14 +3538,15 @@
       <w:pPr>
         <w:numPr>
           <w:ilvl w:val="0"/>
-          <w:numId w:val="1017"/>
-        </w:numPr>
-        <w:pStyle w:val="Compact"/>
-      </w:pPr>
-      <w:r>
-        <w:rPr>
-          <w:bCs/>
-          <w:b/>
+          <w:numId w:val="1016"/>
+        </w:numPr>
+        <w:pStyle w:val="Compact"/>
+      </w:pPr>
+      <w:r>
+        <w:rPr>
+          <w:bCs/>
+          <w:b/>
+          <w:strike/>
         </w:rPr>
         <w:t xml:space="preserve">Token/cost budgets.</w:t>
       </w:r>
@@ -2995,21 +3554,56 @@
         <w:t xml:space="preserve"> </w:t>
       </w:r>
       <w:r>
-        <w:t xml:space="preserve">Cap analysis runs per user per day; estimate token consumption; add a kill switch and caching improvements. The 1-hour insight cache already exists; extend it (3 - 4 days).</w:t>
-      </w:r>
-    </w:p>
-    <w:p>
-      <w:pPr>
-        <w:numPr>
-          <w:ilvl w:val="0"/>
-          <w:numId w:val="1017"/>
-        </w:numPr>
-        <w:pStyle w:val="Compact"/>
-      </w:pPr>
-      <w:r>
-        <w:rPr>
-          <w:bCs/>
-          <w:b/>
+        <w:rPr>
+          <w:bCs/>
+          <w:b/>
+        </w:rPr>
+        <w:t xml:space="preserve">Done.</w:t>
+      </w:r>
+      <w:r>
+        <w:t xml:space="preserve"> </w:t>
+      </w:r>
+      <w:r>
+        <w:rPr>
+          <w:rStyle w:val="VerbatimChar"/>
+        </w:rPr>
+        <w:t xml:space="preserve">lib/ai-budget.ts</w:t>
+      </w:r>
+      <w:r>
+        <w:t xml:space="preserve"> </w:t>
+      </w:r>
+      <w:r>
+        <w:t xml:space="preserve">caps per-user daily AI calls (default 60) via the</w:t>
+      </w:r>
+      <w:r>
+        <w:t xml:space="preserve"> </w:t>
+      </w:r>
+      <w:r>
+        <w:rPr>
+          <w:rStyle w:val="VerbatimChar"/>
+        </w:rPr>
+        <w:t xml:space="preserve">AiUsage</w:t>
+      </w:r>
+      <w:r>
+        <w:t xml:space="preserve"> </w:t>
+      </w:r>
+      <w:r>
+        <w:t xml:space="preserve">table; exceeding the cap returns 429 and chat falls back to the local engine with a disclosure line. The 1-hour insight cache already existed.</w:t>
+      </w:r>
+    </w:p>
+    <w:p>
+      <w:pPr>
+        <w:numPr>
+          <w:ilvl w:val="0"/>
+          <w:numId w:val="1016"/>
+        </w:numPr>
+        <w:pStyle w:val="Compact"/>
+      </w:pPr>
+      <w:r>
+        <w:rPr>
+          <w:bCs/>
+          <w:b/>
+          <w:strike/>
         </w:rPr>
         <w:t xml:space="preserve">PII and prompt hygiene.</w:t>
       </w:r>
@@ -3017,21 +3611,41 @@
         <w:t xml:space="preserve"> </w:t>
       </w:r>
       <w:r>
-        <w:t xml:space="preserve">Confirm transaction data is minimized before it reaches Claude; log usage without logging raw data (2 - 3 days).</w:t>
-      </w:r>
-    </w:p>
-    <w:p>
-      <w:pPr>
-        <w:numPr>
-          <w:ilvl w:val="0"/>
-          <w:numId w:val="1017"/>
-        </w:numPr>
-        <w:pStyle w:val="Compact"/>
-      </w:pPr>
-      <w:r>
-        <w:rPr>
-          <w:bCs/>
-          <w:b/>
+        <w:rPr>
+          <w:bCs/>
+          <w:b/>
+        </w:rPr>
+        <w:t xml:space="preserve">Done.</w:t>
+      </w:r>
+      <w:r>
+        <w:t xml:space="preserve"> </w:t>
+      </w:r>
+      <w:r>
+        <w:t xml:space="preserve">Transaction data is minimized and redacted (</w:t>
+      </w:r>
+      <w:r>
+        <w:rPr>
+          <w:rStyle w:val="VerbatimChar"/>
+        </w:rPr>
+        <w:t xml:space="preserve">lib/pii.ts</w:t>
+      </w:r>
+      <w:r>
+        <w:t xml:space="preserve">) before reaching Claude; usage is tracked without logging raw data.</w:t>
+      </w:r>
+    </w:p>
+    <w:p>
+      <w:pPr>
+        <w:numPr>
+          <w:ilvl w:val="0"/>
+          <w:numId w:val="1016"/>
+        </w:numPr>
+        <w:pStyle w:val="Compact"/>
+      </w:pPr>
+      <w:r>
+        <w:rPr>
+          <w:bCs/>
+          <w:b/>
+          <w:strike/>
         </w:rPr>
         <w:t xml:space="preserve">Hallucination guardrails.</w:t>
       </w:r>
@@ -3039,39 +3653,32 @@
         <w:t xml:space="preserve"> </w:t>
       </w:r>
       <w:r>
-        <w:t xml:space="preserve">Add a</w:t>
-      </w:r>
-      <w:r>
-        <w:t xml:space="preserve"> </w:t>
-      </w:r>
-      <w:r>
-        <w:t xml:space="preserve">“</w:t>
-      </w:r>
-      <w:r>
-        <w:t xml:space="preserve">verify with source data</w:t>
-      </w:r>
-      <w:r>
-        <w:t xml:space="preserve">”</w:t>
-      </w:r>
-      <w:r>
-        <w:t xml:space="preserve"> </w:t>
-      </w:r>
-      <w:r>
-        <w:t xml:space="preserve">footer to AI claims; every claim links to the underlying transactions or a cached number (3 - 4 days).</w:t>
-      </w:r>
-    </w:p>
-    <w:p>
-      <w:pPr>
-        <w:numPr>
-          <w:ilvl w:val="0"/>
-          <w:numId w:val="1017"/>
-        </w:numPr>
-        <w:pStyle w:val="Compact"/>
-      </w:pPr>
-      <w:r>
-        <w:rPr>
-          <w:bCs/>
-          <w:b/>
+        <w:rPr>
+          <w:bCs/>
+          <w:b/>
+        </w:rPr>
+        <w:t xml:space="preserve">Done.</w:t>
+      </w:r>
+      <w:r>
+        <w:t xml:space="preserve"> </w:t>
+      </w:r>
+      <w:r>
+        <w:t xml:space="preserve">The system prompt now requires claims be grounded in provided data, forbids invented figures and tax/legal/investment advice, and tells users to verify in-app.</w:t>
+      </w:r>
+    </w:p>
+    <w:p>
+      <w:pPr>
+        <w:numPr>
+          <w:ilvl w:val="0"/>
+          <w:numId w:val="1016"/>
+        </w:numPr>
+        <w:pStyle w:val="Compact"/>
+      </w:pPr>
+      <w:r>
+        <w:rPr>
+          <w:bCs/>
+          <w:b/>
+          <w:strike/>
         </w:rPr>
         <w:t xml:space="preserve">Fallback telemetry.</w:t>
       </w:r>
@@ -3079,7 +3686,29 @@
         <w:t xml:space="preserve"> </w:t>
       </w:r>
       <w:r>
-        <w:t xml:space="preserve">Track how often the local fallback engine is used so the team knows when Claude is down (1 - 2 days).</w:t>
+        <w:rPr>
+          <w:bCs/>
+          <w:b/>
+        </w:rPr>
+        <w:t xml:space="preserve">Partial.</w:t>
+      </w:r>
+      <w:r>
+        <w:t xml:space="preserve"> </w:t>
+      </w:r>
+      <w:r>
+        <w:t xml:space="preserve">The fallback path exists and is logged via</w:t>
+      </w:r>
+      <w:r>
+        <w:t xml:space="preserve"> </w:t>
+      </w:r>
+      <w:r>
+        <w:rPr>
+          <w:rStyle w:val="VerbatimChar"/>
+        </w:rPr>
+        <w:t xml:space="preserve">logger</w:t>
+      </w:r>
+      <w:r>
+        <w:t xml:space="preserve">; a structured metric of fallback-vs-API usage is still to be built.</w:t>
       </w:r>
     </w:p>
     <w:p>
@@ -3104,14 +3733,15 @@
       <w:pPr>
         <w:numPr>
           <w:ilvl w:val="0"/>
-          <w:numId w:val="1018"/>
-        </w:numPr>
-        <w:pStyle w:val="Compact"/>
-      </w:pPr>
-      <w:r>
-        <w:rPr>
-          <w:bCs/>
-          <w:b/>
+          <w:numId w:val="1017"/>
+        </w:numPr>
+        <w:pStyle w:val="Compact"/>
+      </w:pPr>
+      <w:r>
+        <w:rPr>
+          <w:bCs/>
+          <w:b/>
+          <w:strike/>
         </w:rPr>
         <w:t xml:space="preserve">In-app support.</w:t>
       </w:r>
@@ -3119,21 +3749,62 @@
         <w:t xml:space="preserve"> </w:t>
       </w:r>
       <w:r>
-        <w:t xml:space="preserve">Help centre, contact form, or Intercom-style widget (USD 0 - 89/month; effort 2 - 3 days).</w:t>
-      </w:r>
-    </w:p>
-    <w:p>
-      <w:pPr>
-        <w:numPr>
-          <w:ilvl w:val="0"/>
-          <w:numId w:val="1018"/>
-        </w:numPr>
-        <w:pStyle w:val="Compact"/>
-      </w:pPr>
-      <w:r>
-        <w:rPr>
-          <w:bCs/>
-          <w:b/>
+        <w:rPr>
+          <w:bCs/>
+          <w:b/>
+        </w:rPr>
+        <w:t xml:space="preserve">Partially done.</w:t>
+      </w:r>
+      <w:r>
+        <w:t xml:space="preserve"> </w:t>
+      </w:r>
+      <w:r>
+        <w:t xml:space="preserve">A public</w:t>
+      </w:r>
+      <w:r>
+        <w:t xml:space="preserve"> </w:t>
+      </w:r>
+      <w:r>
+        <w:rPr>
+          <w:rStyle w:val="VerbatimChar"/>
+        </w:rPr>
+        <w:t xml:space="preserve">/help</w:t>
+      </w:r>
+      <w:r>
+        <w:t xml:space="preserve"> </w:t>
+      </w:r>
+      <w:r>
+        <w:t xml:space="preserve">FAQ page and a</w:t>
+      </w:r>
+      <w:r>
+        <w:t xml:space="preserve"> </w:t>
+      </w:r>
+      <w:r>
+        <w:rPr>
+          <w:rStyle w:val="VerbatimChar"/>
+        </w:rPr>
+        <w:t xml:space="preserve">/legal</w:t>
+      </w:r>
+      <w:r>
+        <w:t xml:space="preserve"> </w:t>
+      </w:r>
+      <w:r>
+        <w:t xml:space="preserve">footer linking to it are in place. A shared support inbox (or Crisp/Intercom widget) is still outstanding.</w:t>
+      </w:r>
+    </w:p>
+    <w:p>
+      <w:pPr>
+        <w:numPr>
+          <w:ilvl w:val="0"/>
+          <w:numId w:val="1017"/>
+        </w:numPr>
+        <w:pStyle w:val="Compact"/>
+      </w:pPr>
+      <w:r>
+        <w:rPr>
+          <w:bCs/>
+          <w:b/>
+          <w:strike/>
         </w:rPr>
         <w:t xml:space="preserve">Feedback loop.</w:t>
       </w:r>
@@ -3141,14 +3812,33 @@
         <w:t xml:space="preserve"> </w:t>
       </w:r>
       <w:r>
-        <w:t xml:space="preserve">Structured in-app feedback with opt-in diagnostics (2 - 3 days).</w:t>
-      </w:r>
-    </w:p>
-    <w:p>
-      <w:pPr>
-        <w:numPr>
-          <w:ilvl w:val="0"/>
-          <w:numId w:val="1018"/>
+        <w:rPr>
+          <w:bCs/>
+          <w:b/>
+        </w:rPr>
+        <w:t xml:space="preserve">Done.</w:t>
+      </w:r>
+      <w:r>
+        <w:t xml:space="preserve"> </w:t>
+      </w:r>
+      <w:r>
+        <w:rPr>
+          <w:rStyle w:val="VerbatimChar"/>
+        </w:rPr>
+        <w:t xml:space="preserve">POST /api/feedback</w:t>
+      </w:r>
+      <w:r>
+        <w:t xml:space="preserve"> </w:t>
+      </w:r>
+      <w:r>
+        <w:t xml:space="preserve">(bug/feature/feedback/support, min 10 chars) is wired into a Settings Support section with an optional 1-5 rating.</w:t>
+      </w:r>
+    </w:p>
+    <w:p>
+      <w:pPr>
+        <w:numPr>
+          <w:ilvl w:val="0"/>
+          <w:numId w:val="1017"/>
         </w:numPr>
         <w:pStyle w:val="Compact"/>
       </w:pPr>
@@ -3170,22 +3860,75 @@
       <w:pPr>
         <w:numPr>
           <w:ilvl w:val="0"/>
-          <w:numId w:val="1018"/>
-        </w:numPr>
-        <w:pStyle w:val="Compact"/>
-      </w:pPr>
-      <w:r>
-        <w:rPr>
-          <w:bCs/>
-          <w:b/>
+          <w:numId w:val="1017"/>
+        </w:numPr>
+        <w:pStyle w:val="Compact"/>
+      </w:pPr>
+      <w:r>
+        <w:rPr>
+          <w:bCs/>
+          <w:b/>
+          <w:strike/>
         </w:rPr>
         <w:t xml:space="preserve">Status page</w:t>
       </w:r>
       <w:r>
-        <w:t xml:space="preserve"> </w:t>
-      </w:r>
-      <w:r>
+        <w:rPr>
+          <w:strike/>
+        </w:rPr>
+        <w:t xml:space="preserve"> </w:t>
+      </w:r>
+      <w:r>
+        <w:rPr>
+          <w:strike/>
+        </w:rPr>
         <w:t xml:space="preserve">(Vercel status or free tier of a provider) (half day).</w:t>
+      </w:r>
+      <w:r>
+        <w:t xml:space="preserve"> </w:t>
+      </w:r>
+      <w:r>
+        <w:rPr>
+          <w:bCs/>
+          <w:b/>
+        </w:rPr>
+        <w:t xml:space="preserve">Done.</w:t>
+      </w:r>
+      <w:r>
+        <w:t xml:space="preserve"> </w:t>
+      </w:r>
+      <w:r>
+        <w:t xml:space="preserve">Public</w:t>
+      </w:r>
+      <w:r>
+        <w:t xml:space="preserve"> </w:t>
+      </w:r>
+      <w:r>
+        <w:rPr>
+          <w:rStyle w:val="VerbatimChar"/>
+        </w:rPr>
+        <w:t xml:space="preserve">/status</w:t>
+      </w:r>
+      <w:r>
+        <w:t xml:space="preserve"> </w:t>
+      </w:r>
+      <w:r>
+        <w:t xml:space="preserve">page polls</w:t>
+      </w:r>
+      <w:r>
+        <w:t xml:space="preserve"> </w:t>
+      </w:r>
+      <w:r>
+        <w:rPr>
+          <w:rStyle w:val="VerbatimChar"/>
+        </w:rPr>
+        <w:t xml:space="preserve">GET /api/health</w:t>
+      </w:r>
+      <w:r>
+        <w:t xml:space="preserve"> </w:t>
+      </w:r>
+      <w:r>
+        <w:t xml:space="preserve">every 30 seconds.</w:t>
       </w:r>
     </w:p>
     <w:p>
@@ -3411,7 +4154,7 @@
       <w:pPr>
         <w:numPr>
           <w:ilvl w:val="0"/>
-          <w:numId w:val="1019"/>
+          <w:numId w:val="1018"/>
         </w:numPr>
         <w:pStyle w:val="Compact"/>
       </w:pPr>
@@ -3433,7 +4176,7 @@
       <w:pPr>
         <w:numPr>
           <w:ilvl w:val="0"/>
-          <w:numId w:val="1019"/>
+          <w:numId w:val="1018"/>
         </w:numPr>
         <w:pStyle w:val="Compact"/>
       </w:pPr>
@@ -3455,7 +4198,7 @@
       <w:pPr>
         <w:numPr>
           <w:ilvl w:val="0"/>
-          <w:numId w:val="1019"/>
+          <w:numId w:val="1018"/>
         </w:numPr>
         <w:pStyle w:val="Compact"/>
       </w:pPr>
@@ -3477,7 +4220,7 @@
       <w:pPr>
         <w:numPr>
           <w:ilvl w:val="0"/>
-          <w:numId w:val="1019"/>
+          <w:numId w:val="1018"/>
         </w:numPr>
         <w:pStyle w:val="Compact"/>
       </w:pPr>
@@ -3499,7 +4242,7 @@
       <w:pPr>
         <w:numPr>
           <w:ilvl w:val="0"/>
-          <w:numId w:val="1019"/>
+          <w:numId w:val="1018"/>
         </w:numPr>
         <w:pStyle w:val="Compact"/>
       </w:pPr>
@@ -3521,7 +4264,7 @@
       <w:pPr>
         <w:numPr>
           <w:ilvl w:val="0"/>
-          <w:numId w:val="1019"/>
+          <w:numId w:val="1018"/>
         </w:numPr>
         <w:pStyle w:val="Compact"/>
       </w:pPr>
@@ -3543,7 +4286,7 @@
       <w:pPr>
         <w:numPr>
           <w:ilvl w:val="0"/>
-          <w:numId w:val="1019"/>
+          <w:numId w:val="1018"/>
         </w:numPr>
         <w:pStyle w:val="Compact"/>
       </w:pPr>
@@ -3565,7 +4308,7 @@
       <w:pPr>
         <w:numPr>
           <w:ilvl w:val="0"/>
-          <w:numId w:val="1019"/>
+          <w:numId w:val="1018"/>
         </w:numPr>
         <w:pStyle w:val="Compact"/>
       </w:pPr>
@@ -3616,7 +4359,7 @@
       <w:pPr>
         <w:numPr>
           <w:ilvl w:val="0"/>
-          <w:numId w:val="1020"/>
+          <w:numId w:val="1019"/>
         </w:numPr>
         <w:pStyle w:val="Compact"/>
       </w:pPr>
@@ -3638,7 +4381,7 @@
       <w:pPr>
         <w:numPr>
           <w:ilvl w:val="0"/>
-          <w:numId w:val="1020"/>
+          <w:numId w:val="1019"/>
         </w:numPr>
         <w:pStyle w:val="Compact"/>
       </w:pPr>
@@ -3660,7 +4403,7 @@
       <w:pPr>
         <w:numPr>
           <w:ilvl w:val="0"/>
-          <w:numId w:val="1020"/>
+          <w:numId w:val="1019"/>
         </w:numPr>
         <w:pStyle w:val="Compact"/>
       </w:pPr>
@@ -3682,7 +4425,7 @@
       <w:pPr>
         <w:numPr>
           <w:ilvl w:val="0"/>
-          <w:numId w:val="1020"/>
+          <w:numId w:val="1019"/>
         </w:numPr>
         <w:pStyle w:val="Compact"/>
       </w:pPr>
@@ -3704,7 +4447,7 @@
       <w:pPr>
         <w:numPr>
           <w:ilvl w:val="0"/>
-          <w:numId w:val="1020"/>
+          <w:numId w:val="1019"/>
         </w:numPr>
         <w:pStyle w:val="Compact"/>
       </w:pPr>
@@ -3726,7 +4469,7 @@
       <w:pPr>
         <w:numPr>
           <w:ilvl w:val="0"/>
-          <w:numId w:val="1020"/>
+          <w:numId w:val="1019"/>
         </w:numPr>
         <w:pStyle w:val="Compact"/>
       </w:pPr>
@@ -3777,7 +4520,7 @@
       <w:pPr>
         <w:numPr>
           <w:ilvl w:val="0"/>
-          <w:numId w:val="1021"/>
+          <w:numId w:val="1020"/>
         </w:numPr>
         <w:pStyle w:val="Compact"/>
       </w:pPr>
@@ -3789,19 +4532,19 @@
       <w:pPr>
         <w:numPr>
           <w:ilvl w:val="0"/>
-          <w:numId w:val="1021"/>
-        </w:numPr>
-        <w:pStyle w:val="Compact"/>
-      </w:pPr>
-      <w:r>
-        <w:t xml:space="preserve">AES-256-GCM encryption of bank tokens at rest with an explicit key-length guard.</w:t>
-      </w:r>
-    </w:p>
-    <w:p>
-      <w:pPr>
-        <w:numPr>
-          <w:ilvl w:val="0"/>
-          <w:numId w:val="1021"/>
+          <w:numId w:val="1020"/>
+        </w:numPr>
+        <w:pStyle w:val="Compact"/>
+      </w:pPr>
+      <w:r>
+        <w:t xml:space="preserve">AES-256-GCM encryption of bank tokens at rest with lazy key validation.</w:t>
+      </w:r>
+    </w:p>
+    <w:p>
+      <w:pPr>
+        <w:numPr>
+          <w:ilvl w:val="0"/>
+          <w:numId w:val="1020"/>
         </w:numPr>
         <w:pStyle w:val="Compact"/>
       </w:pPr>
@@ -3813,7 +4556,7 @@
       <w:pPr>
         <w:numPr>
           <w:ilvl w:val="0"/>
-          <w:numId w:val="1021"/>
+          <w:numId w:val="1020"/>
         </w:numPr>
         <w:pStyle w:val="Compact"/>
       </w:pPr>
@@ -3825,7 +4568,7 @@
       <w:pPr>
         <w:numPr>
           <w:ilvl w:val="0"/>
-          <w:numId w:val="1021"/>
+          <w:numId w:val="1020"/>
         </w:numPr>
         <w:pStyle w:val="Compact"/>
       </w:pPr>
@@ -3837,19 +4580,91 @@
       <w:pPr>
         <w:numPr>
           <w:ilvl w:val="0"/>
-          <w:numId w:val="1021"/>
-        </w:numPr>
-        <w:pStyle w:val="Compact"/>
-      </w:pPr>
-      <w:r>
-        <w:t xml:space="preserve">Cached AI insights (1-hour TTL) reducing cost and latency.</w:t>
-      </w:r>
-    </w:p>
-    <w:p>
-      <w:pPr>
-        <w:numPr>
-          <w:ilvl w:val="0"/>
-          <w:numId w:val="1021"/>
+          <w:numId w:val="1020"/>
+        </w:numPr>
+        <w:pStyle w:val="Compact"/>
+      </w:pPr>
+      <w:r>
+        <w:t xml:space="preserve">Cached AI insights (1-hour TTL) reducing cost and latency, plus per-user daily AI budgets.</w:t>
+      </w:r>
+    </w:p>
+    <w:p>
+      <w:pPr>
+        <w:numPr>
+          <w:ilvl w:val="0"/>
+          <w:numId w:val="1020"/>
+        </w:numPr>
+        <w:pStyle w:val="Compact"/>
+      </w:pPr>
+      <w:r>
+        <w:t xml:space="preserve">PII redaction before any data reaches the AI provider.</w:t>
+      </w:r>
+    </w:p>
+    <w:p>
+      <w:pPr>
+        <w:numPr>
+          <w:ilvl w:val="0"/>
+          <w:numId w:val="1020"/>
+        </w:numPr>
+        <w:pStyle w:val="Compact"/>
+      </w:pPr>
+      <w:r>
+        <w:t xml:space="preserve">Audit logging of security-relevant events and a rotating file logger.</w:t>
+      </w:r>
+    </w:p>
+    <w:p>
+      <w:pPr>
+        <w:numPr>
+          <w:ilvl w:val="0"/>
+          <w:numId w:val="1020"/>
+        </w:numPr>
+        <w:pStyle w:val="Compact"/>
+      </w:pPr>
+      <w:r>
+        <w:t xml:space="preserve">GDPR data export and account deletion.</w:t>
+      </w:r>
+    </w:p>
+    <w:p>
+      <w:pPr>
+        <w:numPr>
+          <w:ilvl w:val="0"/>
+          <w:numId w:val="1020"/>
+        </w:numPr>
+        <w:pStyle w:val="Compact"/>
+      </w:pPr>
+      <w:r>
+        <w:t xml:space="preserve">HMAC-verified Plaid webhooks and a shared sync path for manual + webhook sync.</w:t>
+      </w:r>
+    </w:p>
+    <w:p>
+      <w:pPr>
+        <w:numPr>
+          <w:ilvl w:val="0"/>
+          <w:numId w:val="1020"/>
+        </w:numPr>
+        <w:pStyle w:val="Compact"/>
+      </w:pPr>
+      <w:r>
+        <w:t xml:space="preserve">Health endpoint, public status page, feedback loop, and client-side error reporting.</w:t>
+      </w:r>
+    </w:p>
+    <w:p>
+      <w:pPr>
+        <w:numPr>
+          <w:ilvl w:val="0"/>
+          <w:numId w:val="1020"/>
+        </w:numPr>
+        <w:pStyle w:val="Compact"/>
+      </w:pPr>
+      <w:r>
+        <w:t xml:space="preserve">Unit test suite (vitest) and a CI pipeline running typecheck, tests, and build.</w:t>
+      </w:r>
+    </w:p>
+    <w:p>
+      <w:pPr>
+        <w:numPr>
+          <w:ilvl w:val="0"/>
+          <w:numId w:val="1020"/>
         </w:numPr>
         <w:pStyle w:val="Compact"/>
       </w:pPr>
@@ -3861,12 +4676,12 @@
       <w:pPr>
         <w:numPr>
           <w:ilvl w:val="0"/>
-          <w:numId w:val="1021"/>
-        </w:numPr>
-        <w:pStyle w:val="Compact"/>
-      </w:pPr>
-      <w:r>
-        <w:t xml:space="preserve">CI workflow that builds APK/IPA artifacts.</w:t>
+          <w:numId w:val="1020"/>
+        </w:numPr>
+        <w:pStyle w:val="Compact"/>
+      </w:pPr>
+      <w:r>
+        <w:t xml:space="preserve">CI workflow that builds APK/IPA artifacts and a release-signing script.</w:t>
       </w:r>
     </w:p>
     <w:p>
@@ -3898,120 +4713,120 @@
       <w:pPr>
         <w:numPr>
           <w:ilvl w:val="0"/>
-          <w:numId w:val="1022"/>
-        </w:numPr>
-        <w:pStyle w:val="Compact"/>
-      </w:pPr>
-      <w:r>
-        <w:t xml:space="preserve">Legal (ToS, Privacy Policy, DPA, disclosures).</w:t>
-      </w:r>
-    </w:p>
-    <w:p>
-      <w:pPr>
-        <w:numPr>
-          <w:ilvl w:val="0"/>
-          <w:numId w:val="1022"/>
-        </w:numPr>
-        <w:pStyle w:val="Compact"/>
-      </w:pPr>
-      <w:r>
-        <w:t xml:space="preserve">Rate limiting on auth and AI endpoints.</w:t>
-      </w:r>
-    </w:p>
-    <w:p>
-      <w:pPr>
-        <w:numPr>
-          <w:ilvl w:val="0"/>
-          <w:numId w:val="1022"/>
-        </w:numPr>
-        <w:pStyle w:val="Compact"/>
-      </w:pPr>
-      <w:r>
-        <w:t xml:space="preserve">Managed database backups + point-in-time recovery.</w:t>
-      </w:r>
-    </w:p>
-    <w:p>
-      <w:pPr>
-        <w:numPr>
-          <w:ilvl w:val="0"/>
-          <w:numId w:val="1022"/>
-        </w:numPr>
-        <w:pStyle w:val="Compact"/>
-      </w:pPr>
-      <w:r>
-        <w:t xml:space="preserve">Error monitoring (Sentry) and structured logging.</w:t>
-      </w:r>
-    </w:p>
-    <w:p>
-      <w:pPr>
-        <w:numPr>
-          <w:ilvl w:val="0"/>
-          <w:numId w:val="1022"/>
-        </w:numPr>
-        <w:pStyle w:val="Compact"/>
-      </w:pPr>
-      <w:r>
-        <w:t xml:space="preserve">Plaid webhooks + automated daily sync.</w:t>
-      </w:r>
-    </w:p>
-    <w:p>
-      <w:pPr>
-        <w:numPr>
-          <w:ilvl w:val="0"/>
-          <w:numId w:val="1022"/>
-        </w:numPr>
-        <w:pStyle w:val="Compact"/>
-      </w:pPr>
-      <w:r>
-        <w:t xml:space="preserve">Data export and account deletion.</w:t>
-      </w:r>
-    </w:p>
-    <w:p>
-      <w:pPr>
-        <w:numPr>
-          <w:ilvl w:val="0"/>
-          <w:numId w:val="1022"/>
-        </w:numPr>
-        <w:pStyle w:val="Compact"/>
-      </w:pPr>
-      <w:r>
-        <w:t xml:space="preserve">Automated test suite and CI test stage.</w:t>
-      </w:r>
-    </w:p>
-    <w:p>
-      <w:pPr>
-        <w:numPr>
-          <w:ilvl w:val="0"/>
-          <w:numId w:val="1022"/>
-        </w:numPr>
-        <w:pStyle w:val="Compact"/>
-      </w:pPr>
-      <w:r>
-        <w:t xml:space="preserve">Release-signed mobile builds.</w:t>
-      </w:r>
-    </w:p>
-    <w:p>
-      <w:pPr>
-        <w:numPr>
-          <w:ilvl w:val="0"/>
-          <w:numId w:val="1022"/>
-        </w:numPr>
-        <w:pStyle w:val="Compact"/>
-      </w:pPr>
-      <w:r>
-        <w:t xml:space="preserve">Security headers and a WAF/DDoS layer.</w:t>
-      </w:r>
-    </w:p>
-    <w:p>
-      <w:pPr>
-        <w:numPr>
-          <w:ilvl w:val="0"/>
-          <w:numId w:val="1022"/>
-        </w:numPr>
-        <w:pStyle w:val="Compact"/>
-      </w:pPr>
-      <w:r>
-        <w:t xml:space="preserve">Audit log.</w:t>
+          <w:numId w:val="1021"/>
+        </w:numPr>
+        <w:pStyle w:val="Compact"/>
+      </w:pPr>
+      <w:r>
+        <w:t xml:space="preserve">Legal review of drafted ToS / Privacy / Cookie / Disclosure pages.</w:t>
+      </w:r>
+    </w:p>
+    <w:p>
+      <w:pPr>
+        <w:numPr>
+          <w:ilvl w:val="0"/>
+          <w:numId w:val="1021"/>
+        </w:numPr>
+        <w:pStyle w:val="Compact"/>
+      </w:pPr>
+      <w:r>
+        <w:t xml:space="preserve">External rate-limiting store (multi-region) and session revocation.</w:t>
+      </w:r>
+    </w:p>
+    <w:p>
+      <w:pPr>
+        <w:numPr>
+          <w:ilvl w:val="0"/>
+          <w:numId w:val="1021"/>
+        </w:numPr>
+        <w:pStyle w:val="Compact"/>
+      </w:pPr>
+      <w:r>
+        <w:t xml:space="preserve">Managed database backups + point-in-time recovery (automation script exists).</w:t>
+      </w:r>
+    </w:p>
+    <w:p>
+      <w:pPr>
+        <w:numPr>
+          <w:ilvl w:val="0"/>
+          <w:numId w:val="1021"/>
+        </w:numPr>
+        <w:pStyle w:val="Compact"/>
+      </w:pPr>
+      <w:r>
+        <w:t xml:space="preserve">Error monitoring (Sentry) and structured log shipping (file logger + ErrorLog exist).</w:t>
+      </w:r>
+    </w:p>
+    <w:p>
+      <w:pPr>
+        <w:numPr>
+          <w:ilvl w:val="0"/>
+          <w:numId w:val="1021"/>
+        </w:numPr>
+        <w:pStyle w:val="Compact"/>
+      </w:pPr>
+      <w:r>
+        <w:t xml:space="preserve">Plaid webhook URL registration in the Plaid dashboard + scheduled daily sync.</w:t>
+      </w:r>
+    </w:p>
+    <w:p>
+      <w:pPr>
+        <w:numPr>
+          <w:ilvl w:val="0"/>
+          <w:numId w:val="1021"/>
+        </w:numPr>
+        <w:pStyle w:val="Compact"/>
+      </w:pPr>
+      <w:r>
+        <w:t xml:space="preserve">Right-to-erasure automation for unverified accounts.</w:t>
+      </w:r>
+    </w:p>
+    <w:p>
+      <w:pPr>
+        <w:numPr>
+          <w:ilvl w:val="0"/>
+          <w:numId w:val="1021"/>
+        </w:numPr>
+        <w:pStyle w:val="Compact"/>
+      </w:pPr>
+      <w:r>
+        <w:t xml:space="preserve">API integration and E2E test suites.</w:t>
+      </w:r>
+    </w:p>
+    <w:p>
+      <w:pPr>
+        <w:numPr>
+          <w:ilvl w:val="0"/>
+          <w:numId w:val="1021"/>
+        </w:numPr>
+        <w:pStyle w:val="Compact"/>
+      </w:pPr>
+      <w:r>
+        <w:t xml:space="preserve">Store listings, icons, and privacy nutrition labels for mobile release.</w:t>
+      </w:r>
+    </w:p>
+    <w:p>
+      <w:pPr>
+        <w:numPr>
+          <w:ilvl w:val="0"/>
+          <w:numId w:val="1021"/>
+        </w:numPr>
+        <w:pStyle w:val="Compact"/>
+      </w:pPr>
+      <w:r>
+        <w:t xml:space="preserve">A WAF/DDoS layer (Cloudflare or Vercel WAF).</w:t>
+      </w:r>
+    </w:p>
+    <w:p>
+      <w:pPr>
+        <w:numPr>
+          <w:ilvl w:val="0"/>
+          <w:numId w:val="1021"/>
+        </w:numPr>
+        <w:pStyle w:val="Compact"/>
+      </w:pPr>
+      <w:r>
+        <w:t xml:space="preserve">External penetration test.</w:t>
       </w:r>
     </w:p>
     <w:p>
@@ -4428,6 +5243,24 @@
       </w:tr>
     </w:tbl>
     <w:p>
+      <w:pPr>
+        <w:pStyle w:val="BodyText"/>
+      </w:pPr>
+      <w:r>
+        <w:rPr>
+          <w:bCs/>
+          <w:b/>
+        </w:rPr>
+        <w:t xml:space="preserve">Progress note:</w:t>
+      </w:r>
+      <w:r>
+        <w:t xml:space="preserve"> </w:t>
+      </w:r>
+      <w:r>
+        <w:t xml:space="preserve">most week 3-4, 7-8, 11-12, and 15 deliverables are now implemented (see the struck-through items above). The remaining roadmap work is largely external dependencies: legal counsel, managed DB with PITR, Sentry/alerting, WAF, store assets, integration/E2E tests, and the pen test.</w:t>
+      </w:r>
+    </w:p>
+    <w:p>
       <w:r>
         <w:pict>
           <v:rect style="width:0;height:1.5pt" o:hralign="center" o:hrstd="t" o:hr="t"/>
@@ -4840,7 +5673,7 @@
       <w:pPr>
         <w:numPr>
           <w:ilvl w:val="0"/>
-          <w:numId w:val="1023"/>
+          <w:numId w:val="1022"/>
         </w:numPr>
         <w:pStyle w:val="Compact"/>
       </w:pPr>
@@ -4852,7 +5685,7 @@
       <w:pPr>
         <w:numPr>
           <w:ilvl w:val="0"/>
-          <w:numId w:val="1023"/>
+          <w:numId w:val="1022"/>
         </w:numPr>
         <w:pStyle w:val="Compact"/>
       </w:pPr>
@@ -4864,7 +5697,7 @@
       <w:pPr>
         <w:numPr>
           <w:ilvl w:val="0"/>
-          <w:numId w:val="1023"/>
+          <w:numId w:val="1022"/>
         </w:numPr>
         <w:pStyle w:val="Compact"/>
       </w:pPr>
@@ -4876,7 +5709,7 @@
       <w:pPr>
         <w:numPr>
           <w:ilvl w:val="0"/>
-          <w:numId w:val="1023"/>
+          <w:numId w:val="1022"/>
         </w:numPr>
         <w:pStyle w:val="Compact"/>
       </w:pPr>
@@ -4926,31 +5759,31 @@
       <w:pPr>
         <w:numPr>
           <w:ilvl w:val="0"/>
-          <w:numId w:val="1024"/>
-        </w:numPr>
-        <w:pStyle w:val="Compact"/>
-      </w:pPr>
-      <w:r>
-        <w:t xml:space="preserve">☐ ToS, Privacy Policy, and AI disclosures published and linked from signup.</w:t>
-      </w:r>
-    </w:p>
-    <w:p>
-      <w:pPr>
-        <w:numPr>
-          <w:ilvl w:val="0"/>
-          <w:numId w:val="1024"/>
-        </w:numPr>
-        <w:pStyle w:val="Compact"/>
-      </w:pPr>
-      <w:r>
-        <w:t xml:space="preserve">☐ Rate limiting active on auth and AI endpoints.</w:t>
-      </w:r>
-    </w:p>
-    <w:p>
-      <w:pPr>
-        <w:numPr>
-          <w:ilvl w:val="0"/>
-          <w:numId w:val="1024"/>
+          <w:numId w:val="1023"/>
+        </w:numPr>
+        <w:pStyle w:val="Compact"/>
+      </w:pPr>
+      <w:r>
+        <w:t xml:space="preserve">☒ ToS, Privacy Policy, and AI disclosures published and linked from signup (drafted; pending legal review).</w:t>
+      </w:r>
+    </w:p>
+    <w:p>
+      <w:pPr>
+        <w:numPr>
+          <w:ilvl w:val="0"/>
+          <w:numId w:val="1023"/>
+        </w:numPr>
+        <w:pStyle w:val="Compact"/>
+      </w:pPr>
+      <w:r>
+        <w:t xml:space="preserve">☒ Rate limiting active on auth and AI endpoints.</w:t>
+      </w:r>
+    </w:p>
+    <w:p>
+      <w:pPr>
+        <w:numPr>
+          <w:ilvl w:val="0"/>
+          <w:numId w:val="1023"/>
         </w:numPr>
         <w:pStyle w:val="Compact"/>
       </w:pPr>
@@ -4962,7 +5795,7 @@
       <w:pPr>
         <w:numPr>
           <w:ilvl w:val="0"/>
-          <w:numId w:val="1024"/>
+          <w:numId w:val="1023"/>
         </w:numPr>
         <w:pStyle w:val="Compact"/>
       </w:pPr>
@@ -4974,43 +5807,43 @@
       <w:pPr>
         <w:numPr>
           <w:ilvl w:val="0"/>
-          <w:numId w:val="1024"/>
-        </w:numPr>
-        <w:pStyle w:val="Compact"/>
-      </w:pPr>
-      <w:r>
-        <w:t xml:space="preserve">☐ Data export and account deletion work end to end.</w:t>
-      </w:r>
-    </w:p>
-    <w:p>
-      <w:pPr>
-        <w:numPr>
-          <w:ilvl w:val="0"/>
-          <w:numId w:val="1024"/>
-        </w:numPr>
-        <w:pStyle w:val="Compact"/>
-      </w:pPr>
-      <w:r>
-        <w:t xml:space="preserve">☐ Plaid webhooks and scheduled daily sync are live in production.</w:t>
-      </w:r>
-    </w:p>
-    <w:p>
-      <w:pPr>
-        <w:numPr>
-          <w:ilvl w:val="0"/>
-          <w:numId w:val="1024"/>
-        </w:numPr>
-        <w:pStyle w:val="Compact"/>
-      </w:pPr>
-      <w:r>
-        <w:t xml:space="preserve">☐ CI blocks merges on failed tests.</w:t>
-      </w:r>
-    </w:p>
-    <w:p>
-      <w:pPr>
-        <w:numPr>
-          <w:ilvl w:val="0"/>
-          <w:numId w:val="1024"/>
+          <w:numId w:val="1023"/>
+        </w:numPr>
+        <w:pStyle w:val="Compact"/>
+      </w:pPr>
+      <w:r>
+        <w:t xml:space="preserve">☒ Data export and account deletion work end to end.</w:t>
+      </w:r>
+    </w:p>
+    <w:p>
+      <w:pPr>
+        <w:numPr>
+          <w:ilvl w:val="0"/>
+          <w:numId w:val="1023"/>
+        </w:numPr>
+        <w:pStyle w:val="Compact"/>
+      </w:pPr>
+      <w:r>
+        <w:t xml:space="preserve">☐ Plaid webhooks and scheduled daily sync are live in production (webhook handler done; URL + cron outstanding).</w:t>
+      </w:r>
+    </w:p>
+    <w:p>
+      <w:pPr>
+        <w:numPr>
+          <w:ilvl w:val="0"/>
+          <w:numId w:val="1023"/>
+        </w:numPr>
+        <w:pStyle w:val="Compact"/>
+      </w:pPr>
+      <w:r>
+        <w:t xml:space="preserve">☒ CI blocks merges on failed tests.</w:t>
+      </w:r>
+    </w:p>
+    <w:p>
+      <w:pPr>
+        <w:numPr>
+          <w:ilvl w:val="0"/>
+          <w:numId w:val="1023"/>
         </w:numPr>
         <w:pStyle w:val="Compact"/>
       </w:pPr>
@@ -5022,7 +5855,7 @@
       <w:pPr>
         <w:numPr>
           <w:ilvl w:val="0"/>
-          <w:numId w:val="1024"/>
+          <w:numId w:val="1023"/>
         </w:numPr>
         <w:pStyle w:val="Compact"/>
       </w:pPr>
@@ -5034,12 +5867,12 @@
       <w:pPr>
         <w:numPr>
           <w:ilvl w:val="0"/>
-          <w:numId w:val="1024"/>
-        </w:numPr>
-        <w:pStyle w:val="Compact"/>
-      </w:pPr>
-      <w:r>
-        <w:t xml:space="preserve">☐ A human receives support emails and a status page exists.</w:t>
+          <w:numId w:val="1023"/>
+        </w:numPr>
+        <w:pStyle w:val="Compact"/>
+      </w:pPr>
+      <w:r>
+        <w:t xml:space="preserve">☐ A human receives support emails and a status page exists (status page done; inbox outstanding).</w:t>
       </w:r>
     </w:p>
     <w:bookmarkEnd w:id="42"/>
@@ -5357,7 +6190,34 @@
     <w:abstractNumId w:val="991"/>
   </w:num>
   <w:num w:numId="1006">
-    <w:abstractNumId w:val="991"/>
+    <w:abstractNumId w:val="99411"/>
+    <w:lvlOverride w:ilvl="0">
+      <w:startOverride w:val="1"/>
+    </w:lvlOverride>
+    <w:lvlOverride w:ilvl="1">
+      <w:startOverride w:val="1"/>
+    </w:lvlOverride>
+    <w:lvlOverride w:ilvl="2">
+      <w:startOverride w:val="1"/>
+    </w:lvlOverride>
+    <w:lvlOverride w:ilvl="3">
+      <w:startOverride w:val="1"/>
+    </w:lvlOverride>
+    <w:lvlOverride w:ilvl="4">
+      <w:startOverride w:val="1"/>
+    </w:lvlOverride>
+    <w:lvlOverride w:ilvl="5">
+      <w:startOverride w:val="1"/>
+    </w:lvlOverride>
+    <w:lvlOverride w:ilvl="6">
+      <w:startOverride w:val="1"/>
+    </w:lvlOverride>
+    <w:lvlOverride w:ilvl="7">
+      <w:startOverride w:val="1"/>
+    </w:lvlOverride>
+    <w:lvlOverride w:ilvl="8">
+      <w:startOverride w:val="1"/>
+    </w:lvlOverride>
   </w:num>
   <w:num w:numId="1007">
     <w:abstractNumId w:val="99411"/>
@@ -5390,34 +6250,7 @@
     </w:lvlOverride>
   </w:num>
   <w:num w:numId="1008">
-    <w:abstractNumId w:val="99411"/>
-    <w:lvlOverride w:ilvl="0">
-      <w:startOverride w:val="1"/>
-    </w:lvlOverride>
-    <w:lvlOverride w:ilvl="1">
-      <w:startOverride w:val="1"/>
-    </w:lvlOverride>
-    <w:lvlOverride w:ilvl="2">
-      <w:startOverride w:val="1"/>
-    </w:lvlOverride>
-    <w:lvlOverride w:ilvl="3">
-      <w:startOverride w:val="1"/>
-    </w:lvlOverride>
-    <w:lvlOverride w:ilvl="4">
-      <w:startOverride w:val="1"/>
-    </w:lvlOverride>
-    <w:lvlOverride w:ilvl="5">
-      <w:startOverride w:val="1"/>
-    </w:lvlOverride>
-    <w:lvlOverride w:ilvl="6">
-      <w:startOverride w:val="1"/>
-    </w:lvlOverride>
-    <w:lvlOverride w:ilvl="7">
-      <w:startOverride w:val="1"/>
-    </w:lvlOverride>
-    <w:lvlOverride w:ilvl="8">
-      <w:startOverride w:val="1"/>
-    </w:lvlOverride>
+    <w:abstractNumId w:val="991"/>
   </w:num>
   <w:num w:numId="1009">
     <w:abstractNumId w:val="991"/>
@@ -5429,7 +6262,34 @@
     <w:abstractNumId w:val="991"/>
   </w:num>
   <w:num w:numId="1012">
-    <w:abstractNumId w:val="991"/>
+    <w:abstractNumId w:val="99411"/>
+    <w:lvlOverride w:ilvl="0">
+      <w:startOverride w:val="1"/>
+    </w:lvlOverride>
+    <w:lvlOverride w:ilvl="1">
+      <w:startOverride w:val="1"/>
+    </w:lvlOverride>
+    <w:lvlOverride w:ilvl="2">
+      <w:startOverride w:val="1"/>
+    </w:lvlOverride>
+    <w:lvlOverride w:ilvl="3">
+      <w:startOverride w:val="1"/>
+    </w:lvlOverride>
+    <w:lvlOverride w:ilvl="4">
+      <w:startOverride w:val="1"/>
+    </w:lvlOverride>
+    <w:lvlOverride w:ilvl="5">
+      <w:startOverride w:val="1"/>
+    </w:lvlOverride>
+    <w:lvlOverride w:ilvl="6">
+      <w:startOverride w:val="1"/>
+    </w:lvlOverride>
+    <w:lvlOverride w:ilvl="7">
+      <w:startOverride w:val="1"/>
+    </w:lvlOverride>
+    <w:lvlOverride w:ilvl="8">
+      <w:startOverride w:val="1"/>
+    </w:lvlOverride>
   </w:num>
   <w:num w:numId="1013">
     <w:abstractNumId w:val="99411"/>
@@ -5642,6 +6502,9 @@
     </w:lvlOverride>
   </w:num>
   <w:num w:numId="1020">
+    <w:abstractNumId w:val="991"/>
+  </w:num>
+  <w:num w:numId="1021">
     <w:abstractNumId w:val="99411"/>
     <w:lvlOverride w:ilvl="0">
       <w:startOverride w:val="1"/>
@@ -5671,43 +6534,10 @@
       <w:startOverride w:val="1"/>
     </w:lvlOverride>
   </w:num>
-  <w:num w:numId="1021">
+  <w:num w:numId="1022">
     <w:abstractNumId w:val="991"/>
   </w:num>
-  <w:num w:numId="1022">
-    <w:abstractNumId w:val="99411"/>
-    <w:lvlOverride w:ilvl="0">
-      <w:startOverride w:val="1"/>
-    </w:lvlOverride>
-    <w:lvlOverride w:ilvl="1">
-      <w:startOverride w:val="1"/>
-    </w:lvlOverride>
-    <w:lvlOverride w:ilvl="2">
-      <w:startOverride w:val="1"/>
-    </w:lvlOverride>
-    <w:lvlOverride w:ilvl="3">
-      <w:startOverride w:val="1"/>
-    </w:lvlOverride>
-    <w:lvlOverride w:ilvl="4">
-      <w:startOverride w:val="1"/>
-    </w:lvlOverride>
-    <w:lvlOverride w:ilvl="5">
-      <w:startOverride w:val="1"/>
-    </w:lvlOverride>
-    <w:lvlOverride w:ilvl="6">
-      <w:startOverride w:val="1"/>
-    </w:lvlOverride>
-    <w:lvlOverride w:ilvl="7">
-      <w:startOverride w:val="1"/>
-    </w:lvlOverride>
-    <w:lvlOverride w:ilvl="8">
-      <w:startOverride w:val="1"/>
-    </w:lvlOverride>
-  </w:num>
   <w:num w:numId="1023">
-    <w:abstractNumId w:val="991"/>
-  </w:num>
-  <w:num w:numId="1024">
     <w:abstractNumId w:val="991"/>
   </w:num>
 </w:numbering>
